--- a/02-Execucao/04-Matriz_Achados/AN06 – Matriz de Achados.docx
+++ b/02-Execucao/04-Matriz_Achados/AN06 – Matriz de Achados.docx
@@ -417,7 +417,7 @@
                 <w:sz w:val="18"/>
                 <w:szCs w:val="18"/>
               </w:rPr>
-              <w:t xml:space="preserve"> 2025, item 5.6.1 - Governança efetiva de TI: responsabilização clara, estrutura adequada de tomada de decisão e direção organizacional compatível com o uso atual e futuro da tecnologia.</w:t>
+              <w:t>2025, item 5.6.1 - Governança efetiva de TI: responsabilização clara, estrutura adequada de tomada de decisão e direção organizacional compatível com o uso atual e futuro da tecnologia.</w:t>
             </w:r>
           </w:p>
           <w:p>
@@ -560,15 +560,15 @@
                 <w:sz w:val="18"/>
                 <w:szCs w:val="18"/>
               </w:rPr>
-              <w:t>Respostas Questionário</w:t>
-            </w:r>
-            <w:r>
-              <w:rPr>
-                <w:rFonts w:ascii="Arial" w:hAnsi="Arial" w:cs="Arial"/>
-                <w:sz w:val="18"/>
-                <w:szCs w:val="18"/>
-              </w:rPr>
-              <w:t xml:space="preserve"> - Respostas e evidências anexadas ao questionário eletrônico iGovTI 2026, avaliadas conforme as regras de identificação previstas na matriz de planejamento.</w:t>
+              <w:t>Respostas ao Questionário iGovTI 2026</w:t>
+            </w:r>
+            <w:r>
+              <w:rPr>
+                <w:rFonts w:ascii="Arial" w:hAnsi="Arial" w:cs="Arial"/>
+                <w:sz w:val="18"/>
+                <w:szCs w:val="18"/>
+              </w:rPr>
+              <w:t xml:space="preserve"> - Situações caracterizadas pelas respostas declaradas às questões indicadas:</w:t>
             </w:r>
           </w:p>
           <w:p>
@@ -581,6 +581,23 @@
                 <w:szCs w:val="18"/>
               </w:rPr>
             </w:pPr>
+            <w:r>
+              <w:rPr>
+                <w:rFonts w:ascii="Arial" w:hAnsi="Arial" w:cs="Arial"/>
+                <w:b/>
+                <w:sz w:val="18"/>
+                <w:szCs w:val="18"/>
+              </w:rPr>
+              <w:t xml:space="preserve">a) S1.1 - Ausência de área, unidade, setor ou função de TIC formalmente instituída.: </w:t>
+            </w:r>
+            <w:r>
+              <w:rPr>
+                <w:rFonts w:ascii="Arial" w:hAnsi="Arial" w:cs="Arial"/>
+                <w:sz w:val="18"/>
+                <w:szCs w:val="18"/>
+              </w:rPr>
+              <w:t>alternativa f) em q0101, observada a composição lógica definida na Matriz de Procedimentos de Auditoria.</w:t>
+            </w:r>
           </w:p>
           <w:p>
             <w:pPr>
@@ -595,10 +612,19 @@
             <w:r>
               <w:rPr>
                 <w:rFonts w:ascii="Arial" w:hAnsi="Arial" w:cs="Arial"/>
-                <w:sz w:val="18"/>
-                <w:szCs w:val="18"/>
-              </w:rPr>
-              <w:t>a) Resposta negativa ou insuficiente sobre formalização da área, unidade, setor ou função de TIC.</w:t>
+                <w:b/>
+                <w:sz w:val="18"/>
+                <w:szCs w:val="18"/>
+              </w:rPr>
+              <w:t xml:space="preserve">b) S1.2 - Área de TIC sem atribuições formais suficientes para planejamento, coordenação, gestão, execução, monitoramento e controle da TIC.: </w:t>
+            </w:r>
+            <w:r>
+              <w:rPr>
+                <w:rFonts w:ascii="Arial" w:hAnsi="Arial" w:cs="Arial"/>
+                <w:sz w:val="18"/>
+                <w:szCs w:val="18"/>
+              </w:rPr>
+              <w:t>resposta distinta da alternativa f) em q0101; resposta "Sim" em q0103[G]; resposta "Não" em q0103[D]; resposta "Não conforme" em q0103[D], observada a composição lógica definida na Matriz de Procedimentos de Auditoria.</w:t>
             </w:r>
           </w:p>
           <w:p>
@@ -614,86 +640,19 @@
             <w:r>
               <w:rPr>
                 <w:rFonts w:ascii="Arial" w:hAnsi="Arial" w:cs="Arial"/>
-                <w:sz w:val="18"/>
-                <w:szCs w:val="18"/>
-              </w:rPr>
-              <w:t>b) Ausência, desatualização, incompatibilidade ou insuficiência de evidência que formalize a área, unidade, setor ou função de TIC.</w:t>
-            </w:r>
-          </w:p>
-          <w:p>
-            <w:pPr>
-              <w:spacing w:after="60"/>
-              <w:jc w:val="both"/>
-              <w:rPr>
-                <w:rFonts w:ascii="Arial" w:hAnsi="Arial" w:cs="Arial"/>
-                <w:sz w:val="18"/>
-                <w:szCs w:val="18"/>
-              </w:rPr>
-            </w:pPr>
-            <w:r>
-              <w:rPr>
-                <w:rFonts w:ascii="Arial" w:hAnsi="Arial" w:cs="Arial"/>
-                <w:sz w:val="18"/>
-                <w:szCs w:val="18"/>
-              </w:rPr>
-              <w:t>c) Resposta negativa ou insuficiente sobre atribuições formalizadas da área de TIC.</w:t>
-            </w:r>
-          </w:p>
-          <w:p>
-            <w:pPr>
-              <w:spacing w:after="60"/>
-              <w:jc w:val="both"/>
-              <w:rPr>
-                <w:rFonts w:ascii="Arial" w:hAnsi="Arial" w:cs="Arial"/>
-                <w:sz w:val="18"/>
-                <w:szCs w:val="18"/>
-              </w:rPr>
-            </w:pPr>
-            <w:r>
-              <w:rPr>
-                <w:rFonts w:ascii="Arial" w:hAnsi="Arial" w:cs="Arial"/>
-                <w:sz w:val="18"/>
-                <w:szCs w:val="18"/>
-              </w:rPr>
-              <w:t>d) Ausência, desatualização, incompatibilidade ou insuficiência de evidência que defina atribuições essenciais da área de TIC, como governança, planejamento, gestão, sustentação tecnológica, sistemas, segurança da informação, contratos, dados ou atividades correlatas.</w:t>
-            </w:r>
-          </w:p>
-          <w:p>
-            <w:pPr>
-              <w:spacing w:after="60"/>
-              <w:jc w:val="both"/>
-              <w:rPr>
-                <w:rFonts w:ascii="Arial" w:hAnsi="Arial" w:cs="Arial"/>
-                <w:sz w:val="18"/>
-                <w:szCs w:val="18"/>
-              </w:rPr>
-            </w:pPr>
-            <w:r>
-              <w:rPr>
-                <w:rFonts w:ascii="Arial" w:hAnsi="Arial" w:cs="Arial"/>
-                <w:sz w:val="18"/>
-                <w:szCs w:val="18"/>
-              </w:rPr>
-              <w:t>e) Resposta que indique posicionamento inexistente ou incompatível da área de TIC.</w:t>
-            </w:r>
-          </w:p>
-          <w:p>
-            <w:pPr>
-              <w:spacing w:after="60"/>
-              <w:jc w:val="both"/>
-              <w:rPr>
-                <w:rFonts w:ascii="Arial" w:hAnsi="Arial" w:cs="Arial"/>
-                <w:sz w:val="18"/>
-                <w:szCs w:val="18"/>
-              </w:rPr>
-            </w:pPr>
-            <w:r>
-              <w:rPr>
-                <w:rFonts w:ascii="Arial" w:hAnsi="Arial" w:cs="Arial"/>
-                <w:sz w:val="18"/>
-                <w:szCs w:val="18"/>
-              </w:rPr>
-              <w:t>f) Evidência anexada inexistente, incompatível ou insuficiente para demonstrar posicionamento adequado da área de TIC.</w:t>
+                <w:b/>
+                <w:sz w:val="18"/>
+                <w:szCs w:val="18"/>
+              </w:rPr>
+              <w:t xml:space="preserve">c) S1.3 - Posicionamento organizacional inadequado da área de TIC.: </w:t>
+            </w:r>
+            <w:r>
+              <w:rPr>
+                <w:rFonts w:ascii="Arial" w:hAnsi="Arial" w:cs="Arial"/>
+                <w:sz w:val="18"/>
+                <w:szCs w:val="18"/>
+              </w:rPr>
+              <w:t>resposta distinta da alternativa f) em q0101; uma das alternativas c), d), e) em q0102, observada a composição lógica definida na Matriz de Procedimentos de Auditoria.</w:t>
             </w:r>
           </w:p>
         </w:tc>
@@ -866,7 +825,7 @@
                 <w:sz w:val="18"/>
                 <w:szCs w:val="18"/>
               </w:rPr>
-              <w:t xml:space="preserve"> para que formalize a área, unidade, setor ou função de TIC em regimento, decreto, portaria, resolução, organograma ou instrumento equivalente, definindo sua vinculação e suas responsabilidades essenciais de modo compatível com o porte, a complexidade e a dependência tecnológica da organização.</w:t>
+              <w:t xml:space="preserve"> para que formalize a área, unidade, setor ou função de TIC em regimento, decreto, portaria, resolução, organograma ou instrumento equivalente, definindo sua vinculação e suas responsabilidades essenciais de modo compatível com o porte, a complexidade e a dependência tecnológica da organização [S1.1].</w:t>
             </w:r>
           </w:p>
           <w:p>
@@ -905,7 +864,7 @@
                 <w:sz w:val="18"/>
                 <w:szCs w:val="18"/>
               </w:rPr>
-              <w:t xml:space="preserve"> para que defina formalmente as atribuições da área de TIC, atentando-se, minimamente, em abranger as atividades de planejamento, coordenação, gestão, execução, monitoramento e controle da TIC.</w:t>
+              <w:t xml:space="preserve"> para que defina formalmente as atribuições da área de TIC, atentando-se, minimamente, em abranger as atividades de planejamento, coordenação, gestão, execução, monitoramento e controle da TIC [S1.2].</w:t>
             </w:r>
           </w:p>
           <w:p>
@@ -944,7 +903,7 @@
                 <w:sz w:val="18"/>
                 <w:szCs w:val="18"/>
               </w:rPr>
-              <w:t xml:space="preserve"> para que avalie e ajuste o posicionamento organizacional da área de TIC, atentando-se, minimamente, em assegurar interlocução adequada com a alta administração e participação nas decisões estratégicas, orçamentárias, contratuais e de gestão de riscos relacionadas à tecnologia da informação.</w:t>
+              <w:t xml:space="preserve"> para que avalie e ajuste o posicionamento organizacional da área de TIC, atentando-se, minimamente, em assegurar interlocução adequada com a alta administração e participação nas decisões estratégicas, orçamentárias, contratuais e de gestão de riscos relacionadas à tecnologia da informação [S1.3].</w:t>
             </w:r>
           </w:p>
         </w:tc>
@@ -958,22 +917,6 @@
           <w:b/>
         </w:rPr>
       </w:pPr>
-    </w:p>
-    <w:p>
-      <w:pPr>
-        <w:spacing w:after="160" w:line="259" w:lineRule="auto"/>
-        <w:rPr>
-          <w:rFonts w:ascii="Arial" w:hAnsi="Arial" w:cs="Arial"/>
-          <w:b/>
-        </w:rPr>
-      </w:pPr>
-      <w:r>
-        <w:rPr>
-          <w:rFonts w:ascii="Arial" w:hAnsi="Arial" w:cs="Arial"/>
-          <w:b/>
-        </w:rPr>
-        <w:br w:type="page"/>
-      </w:r>
     </w:p>
     <w:tbl>
       <w:tblPr>
@@ -1020,6 +963,7 @@
                 <w:sz w:val="16"/>
                 <w:szCs w:val="16"/>
               </w:rPr>
+              <w:pageBreakBefore/>
             </w:pPr>
             <w:r>
               <w:rPr>
@@ -1388,15 +1332,15 @@
                 <w:sz w:val="18"/>
                 <w:szCs w:val="18"/>
               </w:rPr>
-              <w:t>Decreto nº 12.198/2024, art. 5º</w:t>
-            </w:r>
-            <w:r>
-              <w:rPr>
-                <w:rFonts w:ascii="Arial" w:hAnsi="Arial" w:cs="Arial"/>
-                <w:sz w:val="18"/>
-                <w:szCs w:val="18"/>
-              </w:rPr>
-              <w:t xml:space="preserve"> - Instituição do CGD, colegiado responsável por definir diretrizes e estratégias sobre uso de recursos digitais nos órgãos e entidades da administração pública federal direta, autárquica e fundacional.</w:t>
+              <w:t>Decreto nº 12.198/2024, art. 5º - Instituição do CGD, colegiado responsável por definir diretrizes e estratégias sobre uso de recursos digitais nos órgãos e entidades da administração pública federal direta, autárquica e fundacional.</w:t>
+            </w:r>
+            <w:r>
+              <w:rPr>
+                <w:rFonts w:ascii="Arial" w:hAnsi="Arial" w:cs="Arial"/>
+                <w:sz w:val="18"/>
+                <w:szCs w:val="18"/>
+              </w:rPr>
+              <w:t/>
             </w:r>
           </w:p>
           <w:p>
@@ -1461,15 +1405,15 @@
                 <w:sz w:val="18"/>
                 <w:szCs w:val="18"/>
               </w:rPr>
-              <w:t>Respostas Questionário</w:t>
-            </w:r>
-            <w:r>
-              <w:rPr>
-                <w:rFonts w:ascii="Arial" w:hAnsi="Arial" w:cs="Arial"/>
-                <w:sz w:val="18"/>
-                <w:szCs w:val="18"/>
-              </w:rPr>
-              <w:t xml:space="preserve"> - Respostas e evidências anexadas ao questionário eletrônico iGovTI 2026, avaliadas conforme as regras de identificação previstas na matriz de planejamento.</w:t>
+              <w:t>Respostas ao Questionário iGovTI 2026</w:t>
+            </w:r>
+            <w:r>
+              <w:rPr>
+                <w:rFonts w:ascii="Arial" w:hAnsi="Arial" w:cs="Arial"/>
+                <w:sz w:val="18"/>
+                <w:szCs w:val="18"/>
+              </w:rPr>
+              <w:t xml:space="preserve"> - Situações caracterizadas pelas respostas declaradas às questões indicadas:</w:t>
             </w:r>
           </w:p>
           <w:p>
@@ -1482,6 +1426,23 @@
                 <w:szCs w:val="18"/>
               </w:rPr>
             </w:pPr>
+            <w:r>
+              <w:rPr>
+                <w:rFonts w:ascii="Arial" w:hAnsi="Arial" w:cs="Arial"/>
+                <w:b/>
+                <w:sz w:val="18"/>
+                <w:szCs w:val="18"/>
+              </w:rPr>
+              <w:t xml:space="preserve">a) S2.1 - Modelo básico de governança e gestão de TIC inexistente ou insuficiente quanto a papéis, responsabilidades, objetivos, indicadores, metas ou acompanhamento.: </w:t>
+            </w:r>
+            <w:r>
+              <w:rPr>
+                <w:rFonts w:ascii="Arial" w:hAnsi="Arial" w:cs="Arial"/>
+                <w:sz w:val="18"/>
+                <w:szCs w:val="18"/>
+              </w:rPr>
+              <w:t>resposta "Não" ou "N/A" em q1001ext[C], q1001ext[H], q1002ext[A] e q1002ext[C]; resposta "Não conforme" em q1001ext[C], q1001ext[H], q1002ext[A] e q1002ext[C], observada a composição lógica definida na Matriz de Procedimentos de Auditoria.</w:t>
+            </w:r>
           </w:p>
           <w:p>
             <w:pPr>
@@ -1496,10 +1457,19 @@
             <w:r>
               <w:rPr>
                 <w:rFonts w:ascii="Arial" w:hAnsi="Arial" w:cs="Arial"/>
-                <w:sz w:val="18"/>
-                <w:szCs w:val="18"/>
-              </w:rPr>
-              <w:t>a) Resposta negativa ou insuficiente sobre modelo básico de governança e gestão de TIC.</w:t>
+                <w:b/>
+                <w:sz w:val="18"/>
+                <w:szCs w:val="18"/>
+              </w:rPr>
+              <w:t xml:space="preserve">b) S2.2 - Comitê de TIC ou instância equivalente não instituído formalmente.: </w:t>
+            </w:r>
+            <w:r>
+              <w:rPr>
+                <w:rFonts w:ascii="Arial" w:hAnsi="Arial" w:cs="Arial"/>
+                <w:sz w:val="18"/>
+                <w:szCs w:val="18"/>
+              </w:rPr>
+              <w:t>resposta "Não" ou "N/A" em q1001ext[E]; resposta "Não conforme" em q1001ext[E], observada a composição lógica definida na Matriz de Procedimentos de Auditoria.</w:t>
             </w:r>
           </w:p>
           <w:p>
@@ -1515,86 +1485,19 @@
             <w:r>
               <w:rPr>
                 <w:rFonts w:ascii="Arial" w:hAnsi="Arial" w:cs="Arial"/>
-                <w:sz w:val="18"/>
-                <w:szCs w:val="18"/>
-              </w:rPr>
-              <w:t>b) Ausência, desatualização, incompatibilidade ou insuficiência de evidências que demonstrem diretrizes, papéis, responsabilidades, objetivos, indicadores, metas ou acompanhamento de TIC.</w:t>
-            </w:r>
-          </w:p>
-          <w:p>
-            <w:pPr>
-              <w:spacing w:after="60"/>
-              <w:jc w:val="both"/>
-              <w:rPr>
-                <w:rFonts w:ascii="Arial" w:hAnsi="Arial" w:cs="Arial"/>
-                <w:sz w:val="18"/>
-                <w:szCs w:val="18"/>
-              </w:rPr>
-            </w:pPr>
-            <w:r>
-              <w:rPr>
-                <w:rFonts w:ascii="Arial" w:hAnsi="Arial" w:cs="Arial"/>
-                <w:sz w:val="18"/>
-                <w:szCs w:val="18"/>
-              </w:rPr>
-              <w:t>c) Resposta negativa ou insuficiente sobre instituição formal de Comitê de TIC ou instância equivalente.</w:t>
-            </w:r>
-          </w:p>
-          <w:p>
-            <w:pPr>
-              <w:spacing w:after="60"/>
-              <w:jc w:val="both"/>
-              <w:rPr>
-                <w:rFonts w:ascii="Arial" w:hAnsi="Arial" w:cs="Arial"/>
-                <w:sz w:val="18"/>
-                <w:szCs w:val="18"/>
-              </w:rPr>
-            </w:pPr>
-            <w:r>
-              <w:rPr>
-                <w:rFonts w:ascii="Arial" w:hAnsi="Arial" w:cs="Arial"/>
-                <w:sz w:val="18"/>
-                <w:szCs w:val="18"/>
-              </w:rPr>
-              <w:t>d) Ausência, desatualização, incompatibilidade ou insuficiência de evidência que formalize Comitê de TIC ou instância equivalente.</w:t>
-            </w:r>
-          </w:p>
-          <w:p>
-            <w:pPr>
-              <w:spacing w:after="60"/>
-              <w:jc w:val="both"/>
-              <w:rPr>
-                <w:rFonts w:ascii="Arial" w:hAnsi="Arial" w:cs="Arial"/>
-                <w:sz w:val="18"/>
-                <w:szCs w:val="18"/>
-              </w:rPr>
-            </w:pPr>
-            <w:r>
-              <w:rPr>
-                <w:rFonts w:ascii="Arial" w:hAnsi="Arial" w:cs="Arial"/>
-                <w:sz w:val="18"/>
-                <w:szCs w:val="18"/>
-              </w:rPr>
-              <w:t>e) Resposta negativa ou insuficiente sobre reuniões, deliberações ou atuação efetiva do Comitê de TIC ou instância equivalente.</w:t>
-            </w:r>
-          </w:p>
-          <w:p>
-            <w:pPr>
-              <w:spacing w:after="60"/>
-              <w:jc w:val="both"/>
-              <w:rPr>
-                <w:rFonts w:ascii="Arial" w:hAnsi="Arial" w:cs="Arial"/>
-                <w:sz w:val="18"/>
-                <w:szCs w:val="18"/>
-              </w:rPr>
-            </w:pPr>
-            <w:r>
-              <w:rPr>
-                <w:rFonts w:ascii="Arial" w:hAnsi="Arial" w:cs="Arial"/>
-                <w:sz w:val="18"/>
-                <w:szCs w:val="18"/>
-              </w:rPr>
-              <w:t>f) Ausência, desatualização, incompatibilidade ou insuficiência de atas, registros de deliberação, encaminhamentos ou acompanhamento de decisões do Comitê de TIC ou instância equivalente.</w:t>
+                <w:b/>
+                <w:sz w:val="18"/>
+                <w:szCs w:val="18"/>
+              </w:rPr>
+              <w:t xml:space="preserve">c) S2.3 - Comitê de TIC ou instância equivalente sem evidências suficientes de atuação efetiva.: </w:t>
+            </w:r>
+            <w:r>
+              <w:rPr>
+                <w:rFonts w:ascii="Arial" w:hAnsi="Arial" w:cs="Arial"/>
+                <w:sz w:val="18"/>
+                <w:szCs w:val="18"/>
+              </w:rPr>
+              <w:t>resposta "Sim" em q1001ext[E]; resposta "Não conforme" em q1001ext[E] e q1001ext[F]; resposta "Não" ou "N/A" em q1001ext[F], observada a composição lógica definida na Matriz de Procedimentos de Auditoria.</w:t>
             </w:r>
           </w:p>
         </w:tc>
@@ -1641,18 +1544,19 @@
               <w:rPr>
                 <w:rFonts w:ascii="Arial" w:hAnsi="Arial" w:cs="Arial"/>
                 <w:b/>
-                <w:sz w:val="18"/>
-                <w:szCs w:val="18"/>
-              </w:rPr>
-              <w:t>Baixa clareza decisória:</w:t>
-            </w:r>
-            <w:r>
-              <w:rPr>
-                <w:rFonts w:ascii="Arial" w:hAnsi="Arial" w:cs="Arial"/>
-                <w:sz w:val="18"/>
-                <w:szCs w:val="18"/>
-              </w:rPr>
-              <w:t xml:space="preserve"> Falta de modelo básico de governança dificulta a definição de papéis, responsabilidades, objetivos, indicadores e metas para a TIC.</w:t>
+                <w:bCs/>
+                <w:sz w:val="18"/>
+                <w:szCs w:val="18"/>
+              </w:rPr>
+              <w:t>Direcionamento insuficiente da TIC:</w:t>
+            </w:r>
+            <w:r>
+              <w:rPr>
+                <w:rFonts w:ascii="Arial" w:hAnsi="Arial" w:cs="Arial"/>
+                <w:sz w:val="18"/>
+                <w:szCs w:val="18"/>
+              </w:rPr>
+              <w:t xml:space="preserve"> Baixa clareza sobre papéis, responsabilidades, objetivos, indicadores, metas e acompanhamento do desempenho da TIC.</w:t>
             </w:r>
           </w:p>
           <w:p>
@@ -1680,18 +1584,19 @@
               <w:rPr>
                 <w:rFonts w:ascii="Arial" w:hAnsi="Arial" w:cs="Arial"/>
                 <w:b/>
-                <w:sz w:val="18"/>
-                <w:szCs w:val="18"/>
-              </w:rPr>
-              <w:t>Priorização pouco transparente:</w:t>
-            </w:r>
-            <w:r>
-              <w:rPr>
-                <w:rFonts w:ascii="Arial" w:hAnsi="Arial" w:cs="Arial"/>
-                <w:sz w:val="18"/>
-                <w:szCs w:val="18"/>
-              </w:rPr>
-              <w:t xml:space="preserve"> Inexistência de instância colegiada reduz a capacidade de deliberar sobre prioridades, projetos, riscos, serviços, orçamento e contratações de TIC.</w:t>
+                <w:bCs/>
+                <w:sz w:val="18"/>
+                <w:szCs w:val="18"/>
+              </w:rPr>
+              <w:t>Priorização deficiente:</w:t>
+            </w:r>
+            <w:r>
+              <w:rPr>
+                <w:rFonts w:ascii="Arial" w:hAnsi="Arial" w:cs="Arial"/>
+                <w:sz w:val="18"/>
+                <w:szCs w:val="18"/>
+              </w:rPr>
+              <w:t xml:space="preserve"> Ausência de instância colegiada para deliberar sobre prioridades, projetos, riscos, serviços, orçamento e contratações de TIC.</w:t>
             </w:r>
           </w:p>
           <w:p>
@@ -1719,18 +1624,19 @@
               <w:rPr>
                 <w:rFonts w:ascii="Arial" w:hAnsi="Arial" w:cs="Arial"/>
                 <w:b/>
-                <w:sz w:val="18"/>
-                <w:szCs w:val="18"/>
-              </w:rPr>
-              <w:t>Governança sem atuação efetiva:</w:t>
-            </w:r>
-            <w:r>
-              <w:rPr>
-                <w:rFonts w:ascii="Arial" w:hAnsi="Arial" w:cs="Arial"/>
-                <w:sz w:val="18"/>
-                <w:szCs w:val="18"/>
-              </w:rPr>
-              <w:t xml:space="preserve"> Ausência de reuniões, registros de deliberação e acompanhamento compromete a continuidade das decisões e a responsabilização pelos encaminhamentos.</w:t>
+                <w:bCs/>
+                <w:sz w:val="18"/>
+                <w:szCs w:val="18"/>
+              </w:rPr>
+              <w:t>Governança meramente formal:</w:t>
+            </w:r>
+            <w:r>
+              <w:rPr>
+                <w:rFonts w:ascii="Arial" w:hAnsi="Arial" w:cs="Arial"/>
+                <w:sz w:val="18"/>
+                <w:szCs w:val="18"/>
+              </w:rPr>
+              <w:t xml:space="preserve"> Inexistência de reuniões, deliberações e acompanhamento efetivo das decisões relacionadas à TIC.</w:t>
             </w:r>
           </w:p>
         </w:tc>
@@ -1764,7 +1670,7 @@
                 <w:sz w:val="18"/>
                 <w:szCs w:val="18"/>
               </w:rPr>
-              <w:t xml:space="preserve"> para que estabeleça modelo básico de governança e gestão de TIC, atentando-se, minimamente, em definir papéis e responsabilidades, objetivos, indicadores, metas e forma de acompanhamento periódico do desempenho da TIC pela alta administração.</w:t>
+              <w:t xml:space="preserve"> para que estabeleça modelo básico de governança e gestão de TIC, atentando-se, minimamente, em definir papéis e responsabilidades, objetivos, indicadores, metas e forma de acompanhamento periódico do desempenho da TIC pela alta administração [S2.1].</w:t>
             </w:r>
           </w:p>
           <w:p>
@@ -1803,7 +1709,7 @@
                 <w:sz w:val="18"/>
                 <w:szCs w:val="18"/>
               </w:rPr>
-              <w:t xml:space="preserve"> para que institua formalmente Comitê de TIC ou instância equivalente, atentando-se, minimamente, em definir sua composição, competências, periodicidade de reuniões, forma de registro das deliberações e acompanhamento dos encaminhamentos.</w:t>
+              <w:t xml:space="preserve"> para que institua formalmente Comitê de TIC ou instância equivalente, compatível com o porte e a estrutura decisória da organização, atentando-se, minimamente, em definir sua composição, competências, periodicidade de reuniões, forma de registro das deliberações e acompanhamento dos encaminhamentos [S2.2].</w:t>
             </w:r>
           </w:p>
           <w:p>
@@ -1842,7 +1748,7 @@
                 <w:sz w:val="18"/>
                 <w:szCs w:val="18"/>
               </w:rPr>
-              <w:t xml:space="preserve"> para que assegure o funcionamento efetivo do Comitê de TIC ou instância equivalente, atentando-se, minimamente, em realizar reuniões periódicas, registrar atas, deliberações e encaminhamentos e acompanhar as decisões sobre prioridades, projetos, riscos, serviços, orçamento e contratações de TIC.</w:t>
+              <w:t xml:space="preserve"> para que assegure o funcionamento efetivo do Comitê de TIC ou instância equivalente, compatível com o porte e a estrutura decisória da organização, atentando-se, minimamente, em realizar reuniões periódicas, registrar deliberações e acompanhar decisões sobre prioridades, projetos, riscos, serviços, orçamento e contratações de TIC [S2.3].</w:t>
             </w:r>
           </w:p>
         </w:tc>
@@ -1856,22 +1762,6 @@
           <w:b/>
         </w:rPr>
       </w:pPr>
-    </w:p>
-    <w:p>
-      <w:pPr>
-        <w:spacing w:after="160" w:line="259" w:lineRule="auto"/>
-        <w:rPr>
-          <w:rFonts w:ascii="Arial" w:hAnsi="Arial" w:cs="Arial"/>
-          <w:b/>
-        </w:rPr>
-      </w:pPr>
-      <w:r>
-        <w:rPr>
-          <w:rFonts w:ascii="Arial" w:hAnsi="Arial" w:cs="Arial"/>
-          <w:b/>
-        </w:rPr>
-        <w:br w:type="page"/>
-      </w:r>
     </w:p>
     <w:tbl>
       <w:tblPr>
@@ -1918,6 +1808,7 @@
                 <w:sz w:val="16"/>
                 <w:szCs w:val="16"/>
               </w:rPr>
+              <w:pageBreakBefore/>
             </w:pPr>
             <w:r>
               <w:rPr>
@@ -2144,7 +2035,7 @@
                 <w:sz w:val="18"/>
                 <w:szCs w:val="18"/>
               </w:rPr>
-              <w:t>Planejamento de TIC inexistente, insuficiente, desatualizado ou desconectado da gestão, do orçamento e das contratações</w:t>
+              <w:t>Planejamento de TIC insuficiente para orientar a gestão, o orçamento e as contratações de TIC</w:t>
             </w:r>
           </w:p>
         </w:tc>
@@ -2320,15 +2211,15 @@
                 <w:sz w:val="18"/>
                 <w:szCs w:val="18"/>
               </w:rPr>
-              <w:t>Respostas Questionário</w:t>
-            </w:r>
-            <w:r>
-              <w:rPr>
-                <w:rFonts w:ascii="Arial" w:hAnsi="Arial" w:cs="Arial"/>
-                <w:sz w:val="18"/>
-                <w:szCs w:val="18"/>
-              </w:rPr>
-              <w:t xml:space="preserve"> - Respostas e evidências anexadas ao questionário eletrônico iGovTI 2026, avaliadas conforme as regras de identificação previstas na matriz de planejamento.</w:t>
+              <w:t>Respostas ao Questionário iGovTI 2026</w:t>
+            </w:r>
+            <w:r>
+              <w:rPr>
+                <w:rFonts w:ascii="Arial" w:hAnsi="Arial" w:cs="Arial"/>
+                <w:sz w:val="18"/>
+                <w:szCs w:val="18"/>
+              </w:rPr>
+              <w:t xml:space="preserve"> - Situações caracterizadas pelas respostas declaradas às questões indicadas:</w:t>
             </w:r>
           </w:p>
           <w:p>
@@ -2341,6 +2232,23 @@
                 <w:szCs w:val="18"/>
               </w:rPr>
             </w:pPr>
+            <w:r>
+              <w:rPr>
+                <w:rFonts w:ascii="Arial" w:hAnsi="Arial" w:cs="Arial"/>
+                <w:b/>
+                <w:sz w:val="18"/>
+                <w:szCs w:val="18"/>
+              </w:rPr>
+              <w:t xml:space="preserve">a) S3.1 - Inexistência ou fragilidade do processo formal de planejamento de TIC.: </w:t>
+            </w:r>
+            <w:r>
+              <w:rPr>
+                <w:rFonts w:ascii="Arial" w:hAnsi="Arial" w:cs="Arial"/>
+                <w:sz w:val="18"/>
+                <w:szCs w:val="18"/>
+              </w:rPr>
+              <w:t>resposta "Não" ou "N/A" em q2101ext[A], q2101ext[B], q2101ext[C] e q2101ext[D]; resposta "Não conforme" em q2101ext[A], q2101ext[B], q2101ext[C] e q2101ext[D], observada a composição lógica definida na Matriz de Procedimentos de Auditoria.</w:t>
+            </w:r>
           </w:p>
           <w:p>
             <w:pPr>
@@ -2355,10 +2263,19 @@
             <w:r>
               <w:rPr>
                 <w:rFonts w:ascii="Arial" w:hAnsi="Arial" w:cs="Arial"/>
-                <w:sz w:val="18"/>
-                <w:szCs w:val="18"/>
-              </w:rPr>
-              <w:t>a) Resposta negativa ou insuficiente sobre a existência de processo de planejamento de TIC.</w:t>
+                <w:b/>
+                <w:sz w:val="18"/>
+                <w:szCs w:val="18"/>
+              </w:rPr>
+              <w:t xml:space="preserve">b) S3.2 - Ausência de aprovação formal do plano de TIC.: </w:t>
+            </w:r>
+            <w:r>
+              <w:rPr>
+                <w:rFonts w:ascii="Arial" w:hAnsi="Arial" w:cs="Arial"/>
+                <w:sz w:val="18"/>
+                <w:szCs w:val="18"/>
+              </w:rPr>
+              <w:t>resposta "Não" ou "N/A" em q2102ext[A]; resposta "Não conforme" em q2102ext[A], observada a composição lógica definida na Matriz de Procedimentos de Auditoria.</w:t>
             </w:r>
           </w:p>
           <w:p>
@@ -2374,10 +2291,19 @@
             <w:r>
               <w:rPr>
                 <w:rFonts w:ascii="Arial" w:hAnsi="Arial" w:cs="Arial"/>
-                <w:sz w:val="18"/>
-                <w:szCs w:val="18"/>
-              </w:rPr>
-              <w:t>b) Ausência, desatualização, incompatibilidade ou insuficiência de evidência que discipline o processo de planejamento de TIC.</w:t>
+                <w:b/>
+                <w:sz w:val="18"/>
+                <w:szCs w:val="18"/>
+              </w:rPr>
+              <w:t xml:space="preserve">c) S3.4 - Plano de TIC sem alinhamento adequado ao planejamento institucional.: </w:t>
+            </w:r>
+            <w:r>
+              <w:rPr>
+                <w:rFonts w:ascii="Arial" w:hAnsi="Arial" w:cs="Arial"/>
+                <w:sz w:val="18"/>
+                <w:szCs w:val="18"/>
+              </w:rPr>
+              <w:t>resposta "Não" ou "N/A" em q2102ext[D]; resposta "Não conforme" em q2102ext[D], observada a composição lógica definida na Matriz de Procedimentos de Auditoria.</w:t>
             </w:r>
           </w:p>
           <w:p>
@@ -2393,10 +2319,19 @@
             <w:r>
               <w:rPr>
                 <w:rFonts w:ascii="Arial" w:hAnsi="Arial" w:cs="Arial"/>
-                <w:sz w:val="18"/>
-                <w:szCs w:val="18"/>
-              </w:rPr>
-              <w:t>c) Resposta negativa ou insuficiente sobre participação das áreas demandantes.</w:t>
+                <w:b/>
+                <w:sz w:val="18"/>
+                <w:szCs w:val="18"/>
+              </w:rPr>
+              <w:t xml:space="preserve">d) S3.5 - Plano de TIC sem vínculo demonstrado com orçamento e contratações de TIC: </w:t>
+            </w:r>
+            <w:r>
+              <w:rPr>
+                <w:rFonts w:ascii="Arial" w:hAnsi="Arial" w:cs="Arial"/>
+                <w:sz w:val="18"/>
+                <w:szCs w:val="18"/>
+              </w:rPr>
+              <w:t>resposta "Não" ou "N/A" em q2102ext[C], q2802ext[C] e q2802ext[D]; resposta "Não conforme" em q2102ext[C], q2802ext[C] e q2802ext[D]; resposta "Não" em q2804[B], observada a composição lógica definida na Matriz de Procedimentos de Auditoria.</w:t>
             </w:r>
           </w:p>
           <w:p>
@@ -2412,86 +2347,19 @@
             <w:r>
               <w:rPr>
                 <w:rFonts w:ascii="Arial" w:hAnsi="Arial" w:cs="Arial"/>
-                <w:sz w:val="18"/>
-                <w:szCs w:val="18"/>
-              </w:rPr>
-              <w:t>d) Resposta negativa ou insuficiente sobre a aprovação formal do plano de TIC pela instância competente.</w:t>
-            </w:r>
-          </w:p>
-          <w:p>
-            <w:pPr>
-              <w:spacing w:after="60"/>
-              <w:jc w:val="both"/>
-              <w:rPr>
-                <w:rFonts w:ascii="Arial" w:hAnsi="Arial" w:cs="Arial"/>
-                <w:sz w:val="18"/>
-                <w:szCs w:val="18"/>
-              </w:rPr>
-            </w:pPr>
-            <w:r>
-              <w:rPr>
-                <w:rFonts w:ascii="Arial" w:hAnsi="Arial" w:cs="Arial"/>
-                <w:sz w:val="18"/>
-                <w:szCs w:val="18"/>
-              </w:rPr>
-              <w:t>e) Ausência ou insuficiência de evidência do ato de aprovação formal do plano de TIC pela instância competente.</w:t>
-            </w:r>
-          </w:p>
-          <w:p>
-            <w:pPr>
-              <w:spacing w:after="60"/>
-              <w:jc w:val="both"/>
-              <w:rPr>
-                <w:rFonts w:ascii="Arial" w:hAnsi="Arial" w:cs="Arial"/>
-                <w:sz w:val="18"/>
-                <w:szCs w:val="18"/>
-              </w:rPr>
-            </w:pPr>
-            <w:r>
-              <w:rPr>
-                <w:rFonts w:ascii="Arial" w:hAnsi="Arial" w:cs="Arial"/>
-                <w:sz w:val="18"/>
-                <w:szCs w:val="18"/>
-              </w:rPr>
-              <w:t>f) Inexistência ou insuficiência de alinhamento entre plano de TIC e planejamento institucional.</w:t>
-            </w:r>
-          </w:p>
-          <w:p>
-            <w:pPr>
-              <w:spacing w:after="60"/>
-              <w:jc w:val="both"/>
-              <w:rPr>
-                <w:rFonts w:ascii="Arial" w:hAnsi="Arial" w:cs="Arial"/>
-                <w:sz w:val="18"/>
-                <w:szCs w:val="18"/>
-              </w:rPr>
-            </w:pPr>
-            <w:r>
-              <w:rPr>
-                <w:rFonts w:ascii="Arial" w:hAnsi="Arial" w:cs="Arial"/>
-                <w:sz w:val="18"/>
-                <w:szCs w:val="18"/>
-              </w:rPr>
-              <w:t>g) Inexistência ou insuficiência de vínculo entre plano de TIC, orçamento, plano de contratações, projetos ou contratações de TIC.</w:t>
-            </w:r>
-          </w:p>
-          <w:p>
-            <w:pPr>
-              <w:spacing w:after="60"/>
-              <w:jc w:val="both"/>
-              <w:rPr>
-                <w:rFonts w:ascii="Arial" w:hAnsi="Arial" w:cs="Arial"/>
-                <w:sz w:val="18"/>
-                <w:szCs w:val="18"/>
-              </w:rPr>
-            </w:pPr>
-            <w:r>
-              <w:rPr>
-                <w:rFonts w:ascii="Arial" w:hAnsi="Arial" w:cs="Arial"/>
-                <w:sz w:val="18"/>
-                <w:szCs w:val="18"/>
-              </w:rPr>
-              <w:t>h) Ausência de registros de acompanhamento, revisão ou atualização do plano de TIC.</w:t>
+                <w:b/>
+                <w:sz w:val="18"/>
+                <w:szCs w:val="18"/>
+              </w:rPr>
+              <w:t xml:space="preserve">e) S3.6 - Ausência de acompanhamento, revisão ou atualização periódica do plano de TIC.: </w:t>
+            </w:r>
+            <w:r>
+              <w:rPr>
+                <w:rFonts w:ascii="Arial" w:hAnsi="Arial" w:cs="Arial"/>
+                <w:sz w:val="18"/>
+                <w:szCs w:val="18"/>
+              </w:rPr>
+              <w:t>resposta "Não" ou "N/A" em q2102ext[E]; resposta "Não conforme" em q2102ext[E], observada a composição lógica definida na Matriz de Procedimentos de Auditoria.</w:t>
             </w:r>
           </w:p>
         </w:tc>
@@ -2526,91 +2394,99 @@
           </w:tcPr>
           <w:p>
             <w:pPr>
-              <w:jc w:val="both"/>
-              <w:rPr>
-                <w:rFonts w:ascii="Arial" w:hAnsi="Arial" w:cs="Arial"/>
-                <w:sz w:val="18"/>
-                <w:szCs w:val="18"/>
-              </w:rPr>
-            </w:pPr>
-            <w:r>
-              <w:rPr>
-                <w:rFonts w:ascii="Arial" w:hAnsi="Arial" w:cs="Arial"/>
-                <w:b/>
-                <w:sz w:val="18"/>
-                <w:szCs w:val="18"/>
-              </w:rPr>
-              <w:t>Demandas de TIC pouco coordenadas:</w:t>
-            </w:r>
-            <w:r>
-              <w:rPr>
-                <w:rFonts w:ascii="Arial" w:hAnsi="Arial" w:cs="Arial"/>
-                <w:sz w:val="18"/>
-                <w:szCs w:val="18"/>
-              </w:rPr>
-              <w:t xml:space="preserve"> Ausência de processo formal de planejamento dificulta registrar, priorizar e acompanhar as necessidades de TIC das áreas demandantes.</w:t>
-            </w:r>
-          </w:p>
-          <w:p>
-            <w:pPr>
-              <w:jc w:val="both"/>
-              <w:rPr>
-                <w:rFonts w:ascii="Arial" w:hAnsi="Arial" w:cs="Arial"/>
-                <w:sz w:val="18"/>
-                <w:szCs w:val="18"/>
-              </w:rPr>
-            </w:pPr>
-          </w:p>
-          <w:p>
-            <w:pPr>
-              <w:jc w:val="both"/>
-              <w:rPr>
-                <w:rFonts w:ascii="Arial" w:hAnsi="Arial" w:cs="Arial"/>
-                <w:sz w:val="18"/>
-                <w:szCs w:val="18"/>
-              </w:rPr>
-            </w:pPr>
-            <w:r>
-              <w:rPr>
-                <w:rFonts w:ascii="Arial" w:hAnsi="Arial" w:cs="Arial"/>
-                <w:b/>
-                <w:sz w:val="18"/>
-                <w:szCs w:val="18"/>
-              </w:rPr>
-              <w:t>Baixa legitimidade do plano:</w:t>
-            </w:r>
-            <w:r>
-              <w:rPr>
-                <w:rFonts w:ascii="Arial" w:hAnsi="Arial" w:cs="Arial"/>
-                <w:sz w:val="18"/>
-                <w:szCs w:val="18"/>
-              </w:rPr>
-              <w:t xml:space="preserve"> Ausência de aprovação formal reduz a responsabilização da alta administração e dificulta a cobrança da execução do planejamento de TIC.</w:t>
-            </w:r>
-          </w:p>
-          <w:p>
-            <w:pPr>
-              <w:jc w:val="both"/>
-              <w:rPr>
-                <w:rFonts w:ascii="Arial" w:hAnsi="Arial" w:cs="Arial"/>
-                <w:sz w:val="18"/>
-                <w:szCs w:val="18"/>
-              </w:rPr>
-            </w:pPr>
-          </w:p>
-          <w:p>
-            <w:pPr>
-              <w:jc w:val="both"/>
-              <w:rPr>
-                <w:rFonts w:ascii="Arial" w:hAnsi="Arial" w:cs="Arial"/>
-                <w:sz w:val="18"/>
-                <w:szCs w:val="18"/>
-              </w:rPr>
-            </w:pPr>
-            <w:r>
-              <w:rPr>
-                <w:rFonts w:ascii="Arial" w:hAnsi="Arial" w:cs="Arial"/>
-                <w:b/>
+              <w:spacing w:after="60"/>
+              <w:jc w:val="both"/>
+              <w:rPr>
+                <w:rFonts w:ascii="Arial" w:hAnsi="Arial" w:cs="Arial"/>
+                <w:sz w:val="18"/>
+                <w:szCs w:val="18"/>
+              </w:rPr>
+            </w:pPr>
+            <w:r>
+              <w:rPr>
+                <w:rFonts w:ascii="Arial" w:hAnsi="Arial" w:cs="Arial"/>
+                <w:b/>
+                <w:bCs/>
+                <w:sz w:val="18"/>
+                <w:szCs w:val="18"/>
+              </w:rPr>
+              <w:t>Atuação reativa:</w:t>
+            </w:r>
+            <w:r>
+              <w:rPr>
+                <w:rFonts w:ascii="Arial" w:hAnsi="Arial" w:cs="Arial"/>
+                <w:sz w:val="18"/>
+                <w:szCs w:val="18"/>
+              </w:rPr>
+              <w:t xml:space="preserve"> Seleção e priorização de iniciativas de TIC sem processo formal e sem critérios objetivos.</w:t>
+            </w:r>
+          </w:p>
+          <w:p>
+            <w:pPr>
+              <w:spacing w:after="60"/>
+              <w:jc w:val="both"/>
+              <w:rPr>
+                <w:rFonts w:ascii="Arial" w:hAnsi="Arial" w:cs="Arial"/>
+                <w:sz w:val="18"/>
+                <w:szCs w:val="18"/>
+              </w:rPr>
+            </w:pPr>
+          </w:p>
+          <w:p>
+            <w:pPr>
+              <w:spacing w:after="60"/>
+              <w:jc w:val="both"/>
+              <w:rPr>
+                <w:rFonts w:ascii="Arial" w:hAnsi="Arial" w:cs="Arial"/>
+                <w:sz w:val="18"/>
+                <w:szCs w:val="18"/>
+              </w:rPr>
+            </w:pPr>
+            <w:r>
+              <w:rPr>
+                <w:rFonts w:ascii="Arial" w:hAnsi="Arial" w:cs="Arial"/>
+                <w:b/>
+                <w:bCs/>
+                <w:sz w:val="18"/>
+                <w:szCs w:val="18"/>
+              </w:rPr>
+              <w:t>Baixa legitimidade institucional:</w:t>
+            </w:r>
+            <w:r>
+              <w:rPr>
+                <w:rFonts w:ascii="Arial" w:hAnsi="Arial" w:cs="Arial"/>
+                <w:sz w:val="18"/>
+                <w:szCs w:val="18"/>
+              </w:rPr>
+              <w:t xml:space="preserve"> Plano de TIC sem aprovação formal suficiente para orientar projetos, orçamento e contratações.</w:t>
+            </w:r>
+          </w:p>
+          <w:p>
+            <w:pPr>
+              <w:spacing w:after="60"/>
+              <w:jc w:val="both"/>
+              <w:rPr>
+                <w:rFonts w:ascii="Arial" w:hAnsi="Arial" w:cs="Arial"/>
+                <w:sz w:val="18"/>
+                <w:szCs w:val="18"/>
+              </w:rPr>
+            </w:pPr>
+          </w:p>
+          <w:p>
+            <w:pPr>
+              <w:spacing w:after="60"/>
+              <w:jc w:val="both"/>
+              <w:rPr>
+                <w:rFonts w:ascii="Arial" w:hAnsi="Arial" w:cs="Arial"/>
+                <w:sz w:val="18"/>
+                <w:szCs w:val="18"/>
+              </w:rPr>
+            </w:pPr>
+            <w:r>
+              <w:rPr>
+                <w:rFonts w:ascii="Arial" w:hAnsi="Arial" w:cs="Arial"/>
+                <w:b/>
+                <w:bCs/>
                 <w:sz w:val="18"/>
                 <w:szCs w:val="18"/>
               </w:rPr>
@@ -2622,81 +2498,87 @@
                 <w:sz w:val="18"/>
                 <w:szCs w:val="18"/>
               </w:rPr>
-              <w:t xml:space="preserve"> Plano de TIC sem aderência ao planejamento institucional pode direcionar recursos a iniciativas de menor prioridade para a organização.</w:t>
-            </w:r>
-          </w:p>
-          <w:p>
-            <w:pPr>
-              <w:jc w:val="both"/>
-              <w:rPr>
-                <w:rFonts w:ascii="Arial" w:hAnsi="Arial" w:cs="Arial"/>
-                <w:sz w:val="18"/>
-                <w:szCs w:val="18"/>
-              </w:rPr>
-            </w:pPr>
-          </w:p>
-          <w:p>
-            <w:pPr>
-              <w:jc w:val="both"/>
-              <w:rPr>
-                <w:rFonts w:ascii="Arial" w:hAnsi="Arial" w:cs="Arial"/>
-                <w:sz w:val="18"/>
-                <w:szCs w:val="18"/>
-              </w:rPr>
-            </w:pPr>
-            <w:r>
-              <w:rPr>
-                <w:rFonts w:ascii="Arial" w:hAnsi="Arial" w:cs="Arial"/>
-                <w:b/>
-                <w:sz w:val="18"/>
-                <w:szCs w:val="18"/>
-              </w:rPr>
-              <w:t>Fragilidade orçamentária e contratual:</w:t>
-            </w:r>
-            <w:r>
-              <w:rPr>
-                <w:rFonts w:ascii="Arial" w:hAnsi="Arial" w:cs="Arial"/>
-                <w:sz w:val="18"/>
-                <w:szCs w:val="18"/>
-              </w:rPr>
-              <w:t xml:space="preserve"> Falta de integração com orçamento, plano de contratações, projetos e contratações aumenta o risco de demandas dispersas ou não priorizadas.</w:t>
-            </w:r>
-          </w:p>
-          <w:p>
-            <w:pPr>
-              <w:jc w:val="both"/>
-              <w:rPr>
-                <w:rFonts w:ascii="Arial" w:hAnsi="Arial" w:cs="Arial"/>
-                <w:sz w:val="18"/>
-                <w:szCs w:val="18"/>
-              </w:rPr>
-            </w:pPr>
-          </w:p>
-          <w:p>
-            <w:pPr>
-              <w:jc w:val="both"/>
-              <w:rPr>
-                <w:rFonts w:ascii="Arial" w:hAnsi="Arial" w:cs="Arial"/>
-                <w:sz w:val="18"/>
-                <w:szCs w:val="18"/>
-              </w:rPr>
-            </w:pPr>
-            <w:r>
-              <w:rPr>
-                <w:rFonts w:ascii="Arial" w:hAnsi="Arial" w:cs="Arial"/>
-                <w:b/>
-                <w:sz w:val="18"/>
-                <w:szCs w:val="18"/>
-              </w:rPr>
-              <w:t>Baixo acompanhamento da execução:</w:t>
-            </w:r>
-            <w:r>
-              <w:rPr>
-                <w:rFonts w:ascii="Arial" w:hAnsi="Arial" w:cs="Arial"/>
-                <w:sz w:val="18"/>
-                <w:szCs w:val="18"/>
-              </w:rPr>
-              <w:t xml:space="preserve"> Falta de revisão e atualização periódica reduz a capacidade de corrigir desvios, reprogramar ações e responder a mudanças relevantes.</w:t>
+              <w:t xml:space="preserve"> Execução de ações de TIC com baixo valor para os objetivos e resultados da organização.</w:t>
+            </w:r>
+          </w:p>
+          <w:p>
+            <w:pPr>
+              <w:spacing w:after="60"/>
+              <w:jc w:val="both"/>
+              <w:rPr>
+                <w:rFonts w:ascii="Arial" w:hAnsi="Arial" w:cs="Arial"/>
+                <w:sz w:val="18"/>
+                <w:szCs w:val="18"/>
+              </w:rPr>
+            </w:pPr>
+          </w:p>
+          <w:p>
+            <w:pPr>
+              <w:spacing w:after="60"/>
+              <w:jc w:val="both"/>
+              <w:rPr>
+                <w:rFonts w:ascii="Arial" w:hAnsi="Arial" w:cs="Arial"/>
+                <w:sz w:val="18"/>
+                <w:szCs w:val="18"/>
+              </w:rPr>
+            </w:pPr>
+            <w:r>
+              <w:rPr>
+                <w:rFonts w:ascii="Arial" w:hAnsi="Arial" w:cs="Arial"/>
+                <w:b/>
+                <w:bCs/>
+                <w:sz w:val="18"/>
+                <w:szCs w:val="18"/>
+              </w:rPr>
+              <w:t>Ineficiência na alocação de recursos:</w:t>
+            </w:r>
+            <w:r>
+              <w:rPr>
+                <w:rFonts w:ascii="Arial" w:hAnsi="Arial" w:cs="Arial"/>
+                <w:sz w:val="18"/>
+                <w:szCs w:val="18"/>
+              </w:rPr>
+              <w:t xml:space="preserve"> Aquisições reativas, não priorizadas ou desconectadas do orçamento e do plano de contratações.</w:t>
+            </w:r>
+          </w:p>
+          <w:p>
+            <w:pPr>
+              <w:spacing w:after="60"/>
+              <w:jc w:val="both"/>
+              <w:rPr>
+                <w:rFonts w:ascii="Arial" w:hAnsi="Arial" w:cs="Arial"/>
+                <w:sz w:val="18"/>
+                <w:szCs w:val="18"/>
+              </w:rPr>
+            </w:pPr>
+          </w:p>
+          <w:p>
+            <w:pPr>
+              <w:spacing w:after="60"/>
+              <w:jc w:val="both"/>
+              <w:rPr>
+                <w:rFonts w:ascii="Arial" w:hAnsi="Arial" w:cs="Arial"/>
+                <w:sz w:val="18"/>
+                <w:szCs w:val="18"/>
+              </w:rPr>
+            </w:pPr>
+            <w:r>
+              <w:rPr>
+                <w:rFonts w:ascii="Arial" w:hAnsi="Arial" w:cs="Arial"/>
+                <w:b/>
+                <w:bCs/>
+                <w:sz w:val="18"/>
+                <w:szCs w:val="18"/>
+              </w:rPr>
+              <w:t>Desatualização das prioridades:</w:t>
+            </w:r>
+            <w:r>
+              <w:rPr>
+                <w:rFonts w:ascii="Arial" w:hAnsi="Arial" w:cs="Arial"/>
+                <w:sz w:val="18"/>
+                <w:szCs w:val="18"/>
+              </w:rPr>
+              <w:t xml:space="preserve"> Manutenção de metas e iniciativas incompatíveis com mudanças institucionais, orçamentárias ou tecnológicas.</w:t>
             </w:r>
           </w:p>
         </w:tc>
@@ -2730,7 +2612,7 @@
                 <w:sz w:val="18"/>
                 <w:szCs w:val="18"/>
               </w:rPr>
-              <w:t xml:space="preserve"> para que institua processo formal de planejamento de TIC, atentando-se, minimamente, em definir etapas, responsáveis, participação das áreas demandantes e critérios de priorização das necessidades e iniciativas de TIC.</w:t>
+              <w:t xml:space="preserve"> para que institua processo formal de planejamento de TIC, compatível com o porte e a maturidade da organização, atentando-se, minimamente, em definir etapas, responsáveis, participação das áreas demandantes e critérios de priorização das necessidades e iniciativas de TIC [S3.1].</w:t>
             </w:r>
           </w:p>
           <w:p>
@@ -2769,7 +2651,7 @@
                 <w:sz w:val="18"/>
                 <w:szCs w:val="18"/>
               </w:rPr>
-              <w:t xml:space="preserve"> para que submeta o plano de TIC à aprovação formal do dirigente máximo ou de dirigente ou colegiado integrante da alta administração, mantendo registro do respectivo ato de aprovação.</w:t>
+              <w:t xml:space="preserve"> para que submeta o plano de TIC à aprovação formal do dirigente máximo ou de dirigente ou colegiado integrante da alta administração, mantendo registro do respectivo ato de aprovação [S3.2].</w:t>
             </w:r>
           </w:p>
           <w:p>
@@ -2808,7 +2690,7 @@
                 <w:sz w:val="18"/>
                 <w:szCs w:val="18"/>
               </w:rPr>
-              <w:t xml:space="preserve"> para que revise o plano de TIC para explicitar seu alinhamento ao planejamento institucional, às diretrizes superiores e às necessidades das áreas finalísticas e administrativas, relacionando objetivos, iniciativas, indicadores e metas de TIC aos resultados institucionais pretendidos.</w:t>
+              <w:t xml:space="preserve"> para que revise o plano de TIC para explicitar seu alinhamento ao planejamento institucional, às diretrizes superiores e às necessidades das áreas finalísticas e administrativas, relacionando objetivos, iniciativas, indicadores e metas de TIC aos resultados institucionais pretendidos [S3.4].</w:t>
             </w:r>
           </w:p>
           <w:p>
@@ -2847,7 +2729,7 @@
                 <w:sz w:val="18"/>
                 <w:szCs w:val="18"/>
               </w:rPr>
-              <w:t xml:space="preserve"> para que integre o plano de TIC à proposta orçamentária, ao plano de contratações e às contratações de TIC, atentando-se, minimamente, em priorizar as demandas conforme sua relevância, seus riscos e a capacidade de execução da organização.</w:t>
+              <w:t xml:space="preserve"> para que integre o plano de TIC à proposta orçamentária, ao plano de contratações e às contratações de TIC, atentando-se, minimamente, em priorizar as demandas conforme sua relevância, seus riscos e a capacidade de execução da organização [S3.5].</w:t>
             </w:r>
           </w:p>
           <w:p>
@@ -2886,7 +2768,7 @@
                 <w:sz w:val="18"/>
                 <w:szCs w:val="18"/>
               </w:rPr>
-              <w:t xml:space="preserve"> para que estabeleça e execute rotina periódica de acompanhamento, revisão e atualização do plano de TIC, atentando-se, minimamente, em registrar a execução das iniciativas, as pendências, as reprogramações e as deliberações adotadas.</w:t>
+              <w:t xml:space="preserve"> para que estabeleça e execute rotina periódica de acompanhamento, revisão e atualização do plano de TIC, atentando-se, minimamente, em registrar a execução das iniciativas, as pendências, as reprogramações e as deliberações adotadas [S3.6].</w:t>
             </w:r>
           </w:p>
         </w:tc>
@@ -2900,22 +2782,6 @@
           <w:b/>
         </w:rPr>
       </w:pPr>
-    </w:p>
-    <w:p>
-      <w:pPr>
-        <w:spacing w:after="160" w:line="259" w:lineRule="auto"/>
-        <w:rPr>
-          <w:rFonts w:ascii="Arial" w:hAnsi="Arial" w:cs="Arial"/>
-          <w:b/>
-        </w:rPr>
-      </w:pPr>
-      <w:r>
-        <w:rPr>
-          <w:rFonts w:ascii="Arial" w:hAnsi="Arial" w:cs="Arial"/>
-          <w:b/>
-        </w:rPr>
-        <w:br w:type="page"/>
-      </w:r>
     </w:p>
     <w:tbl>
       <w:tblPr>
@@ -2962,6 +2828,7 @@
                 <w:sz w:val="16"/>
                 <w:szCs w:val="16"/>
               </w:rPr>
+              <w:pageBreakBefore/>
             </w:pPr>
             <w:r>
               <w:rPr>
@@ -3184,7 +3051,7 @@
             </w:pPr>
             <w:r>
               <w:rPr>
-                <w:rFonts w:ascii="Arial" w:eastAsia="Arial" w:hAnsi="Arial" w:cs="Arial"/>
+                <w:rFonts w:ascii="Arial" w:hAnsi="Arial" w:cs="Arial"/>
                 <w:sz w:val="18"/>
                 <w:szCs w:val="18"/>
               </w:rPr>
@@ -3299,7 +3166,7 @@
                 <w:sz w:val="18"/>
                 <w:szCs w:val="18"/>
               </w:rPr>
-              <w:t xml:space="preserve"> 2022, cláusulas 5.3 e 7.2: definir responsabilidades e autoridades para segurança da informação e assegurar competências necessárias às funções atribuídas.</w:t>
+              <w:t>2022, cláusulas 5.3 e 7.2: definir responsabilidades e autoridades para segurança da informação e assegurar competências necessárias às funções atribuídas.</w:t>
             </w:r>
           </w:p>
           <w:p>
@@ -3455,7 +3322,7 @@
                 <w:sz w:val="18"/>
                 <w:szCs w:val="18"/>
               </w:rPr>
-              <w:t xml:space="preserve"> 2022, controles 5.2 e 6.3: definir papéis e responsabilidades de segurança da informação e promover conscientização, educação e treinamento em segurança.</w:t>
+              <w:t>2022, controles 5.2 e 6.3: definir papéis e responsabilidades de segurança da informação e promover conscientização, educação e treinamento em segurança.</w:t>
             </w:r>
           </w:p>
           <w:p>
@@ -3598,15 +3465,15 @@
                 <w:sz w:val="18"/>
                 <w:szCs w:val="18"/>
               </w:rPr>
-              <w:t>Respostas Questionário</w:t>
-            </w:r>
-            <w:r>
-              <w:rPr>
-                <w:rFonts w:ascii="Arial" w:hAnsi="Arial" w:cs="Arial"/>
-                <w:sz w:val="18"/>
-                <w:szCs w:val="18"/>
-              </w:rPr>
-              <w:t xml:space="preserve"> - Respostas e evidências anexadas ao questionário eletrônico iGovTI 2026, avaliadas conforme as regras de identificação previstas na matriz de planejamento.</w:t>
+              <w:t>Respostas ao Questionário iGovTI 2026</w:t>
+            </w:r>
+            <w:r>
+              <w:rPr>
+                <w:rFonts w:ascii="Arial" w:hAnsi="Arial" w:cs="Arial"/>
+                <w:sz w:val="18"/>
+                <w:szCs w:val="18"/>
+              </w:rPr>
+              <w:t xml:space="preserve"> - Situações caracterizadas pelas respostas declaradas às questões indicadas:</w:t>
             </w:r>
           </w:p>
           <w:p>
@@ -3619,6 +3486,23 @@
                 <w:szCs w:val="18"/>
               </w:rPr>
             </w:pPr>
+            <w:r>
+              <w:rPr>
+                <w:rFonts w:ascii="Arial" w:hAnsi="Arial" w:cs="Arial"/>
+                <w:b/>
+                <w:sz w:val="18"/>
+                <w:szCs w:val="18"/>
+              </w:rPr>
+              <w:t xml:space="preserve">a) S4.1 - Ausência de força de trabalho dedicada à TIC ou à segurança da informação.: </w:t>
+            </w:r>
+            <w:r>
+              <w:rPr>
+                <w:rFonts w:ascii="Arial" w:hAnsi="Arial" w:cs="Arial"/>
+                <w:sz w:val="18"/>
+                <w:szCs w:val="18"/>
+              </w:rPr>
+              <w:t>valor igual a zero em total_TI e total_SI, observada a composição lógica definida na Matriz de Procedimentos de Auditoria.</w:t>
+            </w:r>
           </w:p>
           <w:p>
             <w:pPr>
@@ -3633,10 +3517,19 @@
             <w:r>
               <w:rPr>
                 <w:rFonts w:ascii="Arial" w:hAnsi="Arial" w:cs="Arial"/>
-                <w:sz w:val="18"/>
-                <w:szCs w:val="18"/>
-              </w:rPr>
-              <w:t>a) Quantitativo declarado igual a zero para profissionais de TIC ou segurança da informação, ou incompatível com a estrutura de TIC declarada pela organização.</w:t>
+                <w:b/>
+                <w:sz w:val="18"/>
+                <w:szCs w:val="18"/>
+              </w:rPr>
+              <w:t xml:space="preserve">b) S4.2 - A organização não definiu o quantitativo necessário de pessoal de TIC e segurança da informação.: </w:t>
+            </w:r>
+            <w:r>
+              <w:rPr>
+                <w:rFonts w:ascii="Arial" w:hAnsi="Arial" w:cs="Arial"/>
+                <w:sz w:val="18"/>
+                <w:szCs w:val="18"/>
+              </w:rPr>
+              <w:t>resposta "Não" ou "N/A" em q2703ext[C]; resposta "Não conforme" em q2703ext[C], observada a composição lógica definida na Matriz de Procedimentos de Auditoria.</w:t>
             </w:r>
           </w:p>
           <w:p>
@@ -3652,10 +3545,19 @@
             <w:r>
               <w:rPr>
                 <w:rFonts w:ascii="Arial" w:hAnsi="Arial" w:cs="Arial"/>
-                <w:sz w:val="18"/>
-                <w:szCs w:val="18"/>
-              </w:rPr>
-              <w:t>b) Resposta negativa ou insuficiente sobre definição do quantitativo necessário de pessoal de TIC e segurança da informação, ou evidência inexistente/incompatível/insuficiente.</w:t>
+                <w:b/>
+                <w:sz w:val="18"/>
+                <w:szCs w:val="18"/>
+              </w:rPr>
+              <w:t xml:space="preserve">c) S4.3 - Ausência de cargos, funções, perfis ou ocupações específicas de TIC e segurança da informação.: </w:t>
+            </w:r>
+            <w:r>
+              <w:rPr>
+                <w:rFonts w:ascii="Arial" w:hAnsi="Arial" w:cs="Arial"/>
+                <w:sz w:val="18"/>
+                <w:szCs w:val="18"/>
+              </w:rPr>
+              <w:t>resposta "Não" em q2708[B] e q2708[D]; resposta "Não conforme" em q2708[B] e q2708[D], observada a composição lógica definida na Matriz de Procedimentos de Auditoria.</w:t>
             </w:r>
           </w:p>
           <w:p>
@@ -3671,10 +3573,19 @@
             <w:r>
               <w:rPr>
                 <w:rFonts w:ascii="Arial" w:hAnsi="Arial" w:cs="Arial"/>
-                <w:sz w:val="18"/>
-                <w:szCs w:val="18"/>
-              </w:rPr>
-              <w:t>c) Resposta negativa sobre existência de cargos específicos em TIC e segurança da informação.</w:t>
+                <w:b/>
+                <w:sz w:val="18"/>
+                <w:szCs w:val="18"/>
+              </w:rPr>
+              <w:t xml:space="preserve">d) S4.4 - Perfis profissionais de TIC e segurança da informação inexistentes, insuficientes ou não utilizados na escolha de gestores.: </w:t>
+            </w:r>
+            <w:r>
+              <w:rPr>
+                <w:rFonts w:ascii="Arial" w:hAnsi="Arial" w:cs="Arial"/>
+                <w:sz w:val="18"/>
+                <w:szCs w:val="18"/>
+              </w:rPr>
+              <w:t>resposta "Não" ou "N/A" em q2701ext[A], q2702ext[A] e q2704ext[B]; resposta "Não conforme" em q2701ext[A], q2702ext[A] e q2704ext[B], observada a composição lógica definida na Matriz de Procedimentos de Auditoria.</w:t>
             </w:r>
           </w:p>
           <w:p>
@@ -3690,10 +3601,19 @@
             <w:r>
               <w:rPr>
                 <w:rFonts w:ascii="Arial" w:hAnsi="Arial" w:cs="Arial"/>
-                <w:sz w:val="18"/>
-                <w:szCs w:val="18"/>
-              </w:rPr>
-              <w:t>d) Resposta negativa ou insuficiente sobre perfis profissionais definidos para gestores ou colaboradores de TIC e segurança da informação, ou evidência inexistente/incompatível/insuficiente.</w:t>
+                <w:b/>
+                <w:sz w:val="18"/>
+                <w:szCs w:val="18"/>
+              </w:rPr>
+              <w:t xml:space="preserve">e) S4.5 - Lacunas de competências dos colaboradores e gestores de TIC e segurança da informação não são identificadas ou tratadas.: </w:t>
+            </w:r>
+            <w:r>
+              <w:rPr>
+                <w:rFonts w:ascii="Arial" w:hAnsi="Arial" w:cs="Arial"/>
+                <w:sz w:val="18"/>
+                <w:szCs w:val="18"/>
+              </w:rPr>
+              <w:t>resposta "Não" ou "N/A" em q2705ext[B], q2705ext[C], q2705ext[D] e q2706ext[A]; resposta "Não conforme" em q2706ext[A], observada a composição lógica definida na Matriz de Procedimentos de Auditoria.</w:t>
             </w:r>
           </w:p>
           <w:p>
@@ -3709,48 +3629,19 @@
             <w:r>
               <w:rPr>
                 <w:rFonts w:ascii="Arial" w:hAnsi="Arial" w:cs="Arial"/>
-                <w:sz w:val="18"/>
-                <w:szCs w:val="18"/>
-              </w:rPr>
-              <w:t>e) Resposta negativa ou insuficiente sobre escolha de gestores segundo perfis profissionais definidos, ou evidência inexistente/incompatível/insuficiente.</w:t>
-            </w:r>
-          </w:p>
-          <w:p>
-            <w:pPr>
-              <w:spacing w:after="60"/>
-              <w:jc w:val="both"/>
-              <w:rPr>
-                <w:rFonts w:ascii="Arial" w:hAnsi="Arial" w:cs="Arial"/>
-                <w:sz w:val="18"/>
-                <w:szCs w:val="18"/>
-              </w:rPr>
-            </w:pPr>
-            <w:r>
-              <w:rPr>
-                <w:rFonts w:ascii="Arial" w:hAnsi="Arial" w:cs="Arial"/>
-                <w:sz w:val="18"/>
-                <w:szCs w:val="18"/>
-              </w:rPr>
-              <w:t>f) Resposta negativa ou insuficiente sobre identificação ou tratamento de lacunas de competências, ou evidência inexistente/incompatível/insuficiente.</w:t>
-            </w:r>
-          </w:p>
-          <w:p>
-            <w:pPr>
-              <w:spacing w:after="60"/>
-              <w:jc w:val="both"/>
-              <w:rPr>
-                <w:rFonts w:ascii="Arial" w:hAnsi="Arial" w:cs="Arial"/>
-                <w:sz w:val="18"/>
-                <w:szCs w:val="18"/>
-              </w:rPr>
-            </w:pPr>
-            <w:r>
-              <w:rPr>
-                <w:rFonts w:ascii="Arial" w:hAnsi="Arial" w:cs="Arial"/>
-                <w:sz w:val="18"/>
-                <w:szCs w:val="18"/>
-              </w:rPr>
-              <w:t>g) Evidência, a partir das respostas e anexos do questionário, de dependência excessiva de terceiros em atividades críticas sem capacidade interna suficiente de coordenação, fiscalização ou retenção de conhecimento.</w:t>
+                <w:b/>
+                <w:sz w:val="18"/>
+                <w:szCs w:val="18"/>
+              </w:rPr>
+              <w:t xml:space="preserve">f) S4.6 - Dependência externa relevante sem capacidade interna suficiente para coordenar e fiscalizar a TIC.: </w:t>
+            </w:r>
+            <w:r>
+              <w:rPr>
+                <w:rFonts w:ascii="Arial" w:hAnsi="Arial" w:cs="Arial"/>
+                <w:sz w:val="18"/>
+                <w:szCs w:val="18"/>
+              </w:rPr>
+              <w:t>uma das alternativas b), c) em q0101; valor igual a zero em total_TI_interno; resultado verdadeiro em predominio_terceiros, observada a composição lógica definida na Matriz de Procedimentos de Auditoria.</w:t>
             </w:r>
           </w:p>
         </w:tc>
@@ -3785,202 +3676,139 @@
           </w:tcPr>
           <w:p>
             <w:pPr>
-              <w:jc w:val="both"/>
-              <w:rPr>
-                <w:rFonts w:ascii="Arial" w:hAnsi="Arial" w:cs="Arial"/>
-                <w:sz w:val="18"/>
-                <w:szCs w:val="18"/>
-              </w:rPr>
-            </w:pPr>
-            <w:r>
-              <w:rPr>
-                <w:rFonts w:ascii="Arial" w:hAnsi="Arial" w:cs="Arial"/>
-                <w:b/>
-                <w:sz w:val="18"/>
-                <w:szCs w:val="18"/>
-              </w:rPr>
-              <w:t>Capacidade operacional insuficiente:</w:t>
-            </w:r>
-            <w:r>
-              <w:rPr>
-                <w:rFonts w:ascii="Arial" w:hAnsi="Arial" w:cs="Arial"/>
-                <w:sz w:val="18"/>
-                <w:szCs w:val="18"/>
-              </w:rPr>
-              <w:t xml:space="preserve"> Falta de força de trabalho mínima limita a capacidade de planejar, gerir, proteger, contratar, fiscalizar e sustentar serviços de TIC e segurança da informação.</w:t>
-            </w:r>
-          </w:p>
-          <w:p>
-            <w:pPr>
-              <w:jc w:val="both"/>
-              <w:rPr>
-                <w:rFonts w:ascii="Arial" w:hAnsi="Arial" w:cs="Arial"/>
-                <w:sz w:val="18"/>
-                <w:szCs w:val="18"/>
-              </w:rPr>
-            </w:pPr>
-          </w:p>
-          <w:p>
-            <w:pPr>
-              <w:jc w:val="both"/>
-              <w:rPr>
-                <w:rFonts w:ascii="Arial" w:hAnsi="Arial" w:cs="Arial"/>
-                <w:sz w:val="18"/>
-                <w:szCs w:val="18"/>
-              </w:rPr>
-            </w:pPr>
-            <w:r>
-              <w:rPr>
-                <w:rFonts w:ascii="Arial" w:hAnsi="Arial" w:cs="Arial"/>
-                <w:b/>
-                <w:sz w:val="18"/>
-                <w:szCs w:val="18"/>
-              </w:rPr>
-              <w:t>Dimensionamento inadequado da equipe:</w:t>
-            </w:r>
-            <w:r>
-              <w:rPr>
-                <w:rFonts w:ascii="Arial" w:hAnsi="Arial" w:cs="Arial"/>
-                <w:sz w:val="18"/>
-                <w:szCs w:val="18"/>
-              </w:rPr>
-              <w:t xml:space="preserve"> Inexistência de estimativa do quantitativo necessário dificulta justificar a alocação de pessoal e priorizar reforços de capacidade.</w:t>
-            </w:r>
-          </w:p>
-          <w:p>
-            <w:pPr>
-              <w:jc w:val="both"/>
-              <w:rPr>
-                <w:rFonts w:ascii="Arial" w:hAnsi="Arial" w:cs="Arial"/>
-                <w:sz w:val="18"/>
-                <w:szCs w:val="18"/>
-              </w:rPr>
-            </w:pPr>
-          </w:p>
-          <w:p>
-            <w:pPr>
-              <w:jc w:val="both"/>
-              <w:rPr>
-                <w:rFonts w:ascii="Arial" w:hAnsi="Arial" w:cs="Arial"/>
-                <w:sz w:val="18"/>
-                <w:szCs w:val="18"/>
-              </w:rPr>
-            </w:pPr>
-            <w:r>
-              <w:rPr>
-                <w:rFonts w:ascii="Arial" w:hAnsi="Arial" w:cs="Arial"/>
-                <w:b/>
-                <w:sz w:val="18"/>
-                <w:szCs w:val="18"/>
-              </w:rPr>
-              <w:t>Fragilidade na profissionalização da TIC:</w:t>
-            </w:r>
-            <w:r>
-              <w:rPr>
-                <w:rFonts w:ascii="Arial" w:hAnsi="Arial" w:cs="Arial"/>
-                <w:sz w:val="18"/>
-                <w:szCs w:val="18"/>
-              </w:rPr>
-              <w:t xml:space="preserve"> Ausência de cargos, funções, perfis ou ocupações específicas dificulta atrair, selecionar e responsabilizar profissionais com competências adequadas.</w:t>
-            </w:r>
-          </w:p>
-          <w:p>
-            <w:pPr>
-              <w:jc w:val="both"/>
-              <w:rPr>
-                <w:rFonts w:ascii="Arial" w:hAnsi="Arial" w:cs="Arial"/>
-                <w:sz w:val="18"/>
-                <w:szCs w:val="18"/>
-              </w:rPr>
-            </w:pPr>
-          </w:p>
-          <w:p>
-            <w:pPr>
-              <w:jc w:val="both"/>
-              <w:rPr>
-                <w:rFonts w:ascii="Arial" w:hAnsi="Arial" w:cs="Arial"/>
-                <w:sz w:val="18"/>
-                <w:szCs w:val="18"/>
-              </w:rPr>
-            </w:pPr>
-            <w:r>
-              <w:rPr>
-                <w:rFonts w:ascii="Arial" w:hAnsi="Arial" w:cs="Arial"/>
-                <w:b/>
-                <w:sz w:val="18"/>
-                <w:szCs w:val="18"/>
-              </w:rPr>
-              <w:t>Escolha de gestores sem critérios técnicos:</w:t>
-            </w:r>
-            <w:r>
-              <w:rPr>
-                <w:rFonts w:ascii="Arial" w:hAnsi="Arial" w:cs="Arial"/>
-                <w:sz w:val="18"/>
-                <w:szCs w:val="18"/>
-              </w:rPr>
-              <w:t xml:space="preserve"> Perfis profissionais inexistentes, insuficientes ou não utilizados reduzem a aderência entre responsabilidades de TIC e competências dos designados.</w:t>
-            </w:r>
-          </w:p>
-          <w:p>
-            <w:pPr>
-              <w:jc w:val="both"/>
-              <w:rPr>
-                <w:rFonts w:ascii="Arial" w:hAnsi="Arial" w:cs="Arial"/>
-                <w:sz w:val="18"/>
-                <w:szCs w:val="18"/>
-              </w:rPr>
-            </w:pPr>
-          </w:p>
-          <w:p>
-            <w:pPr>
-              <w:jc w:val="both"/>
-              <w:rPr>
-                <w:rFonts w:ascii="Arial" w:hAnsi="Arial" w:cs="Arial"/>
-                <w:sz w:val="18"/>
-                <w:szCs w:val="18"/>
-              </w:rPr>
-            </w:pPr>
-            <w:r>
-              <w:rPr>
-                <w:rFonts w:ascii="Arial" w:hAnsi="Arial" w:cs="Arial"/>
-                <w:b/>
-                <w:sz w:val="18"/>
-                <w:szCs w:val="18"/>
-              </w:rPr>
-              <w:t>Lacunas de competência não tratadas:</w:t>
-            </w:r>
-            <w:r>
-              <w:rPr>
-                <w:rFonts w:ascii="Arial" w:hAnsi="Arial" w:cs="Arial"/>
-                <w:sz w:val="18"/>
-                <w:szCs w:val="18"/>
-              </w:rPr>
-              <w:t xml:space="preserve"> Ausência de diagnóstico e plano de tratamento mantém dependências críticas e reduz a qualidade da gestão e da fiscalização das atividades de TIC.</w:t>
-            </w:r>
-          </w:p>
-          <w:p>
-            <w:pPr>
-              <w:jc w:val="both"/>
-              <w:rPr>
-                <w:rFonts w:ascii="Arial" w:hAnsi="Arial" w:cs="Arial"/>
-                <w:sz w:val="18"/>
-                <w:szCs w:val="18"/>
-              </w:rPr>
-            </w:pPr>
-          </w:p>
-          <w:p>
-            <w:pPr>
-              <w:jc w:val="both"/>
-              <w:rPr>
-                <w:rFonts w:ascii="Arial" w:hAnsi="Arial" w:cs="Arial"/>
-                <w:sz w:val="18"/>
-                <w:szCs w:val="18"/>
-              </w:rPr>
-            </w:pPr>
-            <w:r>
-              <w:rPr>
-                <w:rFonts w:ascii="Arial" w:hAnsi="Arial" w:cs="Arial"/>
-                <w:b/>
+              <w:spacing w:after="60"/>
+              <w:jc w:val="both"/>
+              <w:rPr>
+                <w:rFonts w:ascii="Arial" w:hAnsi="Arial" w:cs="Arial"/>
+                <w:sz w:val="18"/>
+                <w:szCs w:val="18"/>
+              </w:rPr>
+            </w:pPr>
+            <w:r>
+              <w:rPr>
+                <w:rFonts w:ascii="Arial" w:hAnsi="Arial" w:cs="Arial"/>
+                <w:b/>
+                <w:bCs/>
+                <w:sz w:val="18"/>
+                <w:szCs w:val="18"/>
+              </w:rPr>
+              <w:t>Subdimensionamento da força de trabalho:</w:t>
+            </w:r>
+            <w:r>
+              <w:rPr>
+                <w:rFonts w:ascii="Arial" w:hAnsi="Arial" w:cs="Arial"/>
+                <w:sz w:val="18"/>
+                <w:szCs w:val="18"/>
+              </w:rPr>
+              <w:t xml:space="preserve"> Ausência de base estruturada para estimar, alocar e acompanhar a capacidade necessária de pessoal de TIC e segurança da informação.</w:t>
+            </w:r>
+          </w:p>
+          <w:p>
+            <w:pPr>
+              <w:spacing w:after="60"/>
+              <w:jc w:val="both"/>
+              <w:rPr>
+                <w:rFonts w:ascii="Arial" w:hAnsi="Arial" w:cs="Arial"/>
+                <w:sz w:val="18"/>
+                <w:szCs w:val="18"/>
+              </w:rPr>
+            </w:pPr>
+          </w:p>
+          <w:p>
+            <w:pPr>
+              <w:spacing w:after="60"/>
+              <w:jc w:val="both"/>
+              <w:rPr>
+                <w:rFonts w:ascii="Arial" w:hAnsi="Arial" w:cs="Arial"/>
+                <w:sz w:val="18"/>
+                <w:szCs w:val="18"/>
+              </w:rPr>
+            </w:pPr>
+            <w:r>
+              <w:rPr>
+                <w:rFonts w:ascii="Arial" w:hAnsi="Arial" w:cs="Arial"/>
+                <w:b/>
+                <w:bCs/>
+                <w:sz w:val="18"/>
+                <w:szCs w:val="18"/>
+              </w:rPr>
+              <w:t>Perda de capacidade institucional:</w:t>
+            </w:r>
+            <w:r>
+              <w:rPr>
+                <w:rFonts w:ascii="Arial" w:hAnsi="Arial" w:cs="Arial"/>
+                <w:sz w:val="18"/>
+                <w:szCs w:val="18"/>
+              </w:rPr>
+              <w:t xml:space="preserve"> Dificuldade para atrair, designar, desenvolver e reter profissionais com competências compatíveis com as responsabilidades exercidas.</w:t>
+            </w:r>
+          </w:p>
+          <w:p>
+            <w:pPr>
+              <w:spacing w:after="60"/>
+              <w:jc w:val="both"/>
+              <w:rPr>
+                <w:rFonts w:ascii="Arial" w:hAnsi="Arial" w:cs="Arial"/>
+                <w:sz w:val="18"/>
+                <w:szCs w:val="18"/>
+              </w:rPr>
+            </w:pPr>
+          </w:p>
+          <w:p>
+            <w:pPr>
+              <w:spacing w:after="60"/>
+              <w:jc w:val="both"/>
+              <w:rPr>
+                <w:rFonts w:ascii="Arial" w:hAnsi="Arial" w:cs="Arial"/>
+                <w:sz w:val="18"/>
+                <w:szCs w:val="18"/>
+              </w:rPr>
+            </w:pPr>
+            <w:r>
+              <w:rPr>
+                <w:rFonts w:ascii="Arial" w:hAnsi="Arial" w:cs="Arial"/>
+                <w:b/>
+                <w:bCs/>
+                <w:sz w:val="18"/>
+                <w:szCs w:val="18"/>
+              </w:rPr>
+              <w:t>Execução insuficiente de funções críticas:</w:t>
+            </w:r>
+            <w:r>
+              <w:rPr>
+                <w:rFonts w:ascii="Arial" w:hAnsi="Arial" w:cs="Arial"/>
+                <w:sz w:val="18"/>
+                <w:szCs w:val="18"/>
+              </w:rPr>
+              <w:t xml:space="preserve"> Risco de incapacidade para planejar, gerir, proteger, contratar, fiscalizar e sustentar serviços e ativos de TIC.</w:t>
+            </w:r>
+          </w:p>
+          <w:p>
+            <w:pPr>
+              <w:spacing w:after="60"/>
+              <w:jc w:val="both"/>
+              <w:rPr>
+                <w:rFonts w:ascii="Arial" w:hAnsi="Arial" w:cs="Arial"/>
+                <w:sz w:val="18"/>
+                <w:szCs w:val="18"/>
+              </w:rPr>
+            </w:pPr>
+          </w:p>
+          <w:p>
+            <w:pPr>
+              <w:spacing w:after="60"/>
+              <w:jc w:val="both"/>
+              <w:rPr>
+                <w:rFonts w:ascii="Arial" w:hAnsi="Arial" w:cs="Arial"/>
+                <w:sz w:val="18"/>
+                <w:szCs w:val="18"/>
+              </w:rPr>
+            </w:pPr>
+            <w:r>
+              <w:rPr>
+                <w:rFonts w:ascii="Arial" w:hAnsi="Arial" w:cs="Arial"/>
+                <w:b/>
+                <w:bCs/>
                 <w:sz w:val="18"/>
                 <w:szCs w:val="18"/>
               </w:rPr>
@@ -3992,7 +3820,7 @@
                 <w:sz w:val="18"/>
                 <w:szCs w:val="18"/>
               </w:rPr>
-              <w:t xml:space="preserve"> Modelo de operação terceirizado ou externo sem capacidade interna mínima compromete coordenação, aprovação técnica, fiscalização, decisão e retenção de conhecimento.</w:t>
+              <w:t xml:space="preserve"> Perda de conhecimento, redução da governabilidade e risco de descontinuidade dos serviços quando não houver capacidade interna mínima de coordenação e fiscalização.</w:t>
             </w:r>
           </w:p>
         </w:tc>
@@ -4026,7 +3854,7 @@
                 <w:sz w:val="18"/>
                 <w:szCs w:val="18"/>
               </w:rPr>
-              <w:t xml:space="preserve"> para que avalie a força de trabalho dedicada à TIC e à segurança da informação e adote medidas proporcionais para assegurar capacidade mínima de planejamento, gestão, proteção, contratação, fiscalização e sustentação dos serviços e ativos de TIC.</w:t>
+              <w:t xml:space="preserve"> para que avalie a força de trabalho dedicada à TIC e à segurança da informação e adote medidas proporcionais para assegurar capacidade mínima de planejamento, gestão, proteção, contratação, fiscalização e sustentação dos serviços e ativos de TIC [S4.1].</w:t>
             </w:r>
           </w:p>
           <w:p>
@@ -4065,7 +3893,7 @@
                 <w:sz w:val="18"/>
                 <w:szCs w:val="18"/>
               </w:rPr>
-              <w:t xml:space="preserve"> para que estime e mantenha atualizado o quantitativo necessário de pessoal de TIC e segurança da informação, considerando o porte e a complexidade da organização, os serviços críticos, os sistemas mantidos, as contratações vigentes e os riscos relevantes.</w:t>
+              <w:t xml:space="preserve"> para que estime e mantenha atualizado o quantitativo necessário de pessoal de TIC e segurança da informação, considerando o porte e a complexidade da organização, os serviços críticos, os sistemas mantidos, as contratações vigentes e os riscos relevantes [S4.2].</w:t>
             </w:r>
           </w:p>
           <w:p>
@@ -4104,7 +3932,7 @@
                 <w:sz w:val="18"/>
                 <w:szCs w:val="18"/>
               </w:rPr>
-              <w:t xml:space="preserve"> para que avalie a necessidade de instituir cargos, funções, gratificações, perfis ou ocupações específicas de TIC e segurança da informação e adote a solução compatível com as necessidades institucionais e a capacidade administrativa da organização.</w:t>
+              <w:t xml:space="preserve"> para que avalie a necessidade de instituir cargos, funções, gratificações, perfis ou ocupações específicas de TIC e segurança da informação e adote a solução compatível com as necessidades institucionais e a capacidade administrativa da organização [S4.3].</w:t>
             </w:r>
           </w:p>
           <w:p>
@@ -4143,7 +3971,7 @@
                 <w:sz w:val="18"/>
                 <w:szCs w:val="18"/>
               </w:rPr>
-              <w:t xml:space="preserve"> para que defina perfis profissionais mínimos para gestores e colaboradores de TIC e segurança da informação, atentando-se, minimamente, em estabelecer conhecimentos, habilidades, experiência e responsabilidades requeridos e utilizar esses perfis na seleção e designação dos responsáveis.</w:t>
+              <w:t xml:space="preserve"> para que defina perfis profissionais mínimos para gestores e colaboradores de TIC e segurança da informação, atentando-se, minimamente, em estabelecer conhecimentos, habilidades, experiência e responsabilidades requeridos e utilizar esses perfis na seleção e designação dos responsáveis [S4.4].</w:t>
             </w:r>
           </w:p>
           <w:p>
@@ -4182,7 +4010,7 @@
                 <w:sz w:val="18"/>
                 <w:szCs w:val="18"/>
               </w:rPr>
-              <w:t xml:space="preserve"> para que realize diagnóstico periódico das lacunas de competências dos gestores e colaboradores de TIC e segurança da informação e estabeleça plano de tratamento, contemplando, conforme a necessidade, capacitação, realocação, provimento, apoio especializado, compartilhamento de estrutura ou contratação com transferência de conhecimento.</w:t>
+              <w:t xml:space="preserve"> para que realize diagnóstico periódico das lacunas de competências dos gestores e colaboradores de TIC e segurança da informação e estabeleça plano de tratamento, contemplando, conforme a necessidade, capacitação, realocação, provimento, apoio especializado, compartilhamento de estrutura ou contratação com transferência de conhecimento [S4.5].</w:t>
             </w:r>
           </w:p>
           <w:p>
@@ -4221,7 +4049,7 @@
                 <w:sz w:val="18"/>
                 <w:szCs w:val="18"/>
               </w:rPr>
-              <w:t xml:space="preserve"> para que avalie o modelo de operação de TIC e adote medidas para assegurar capacidade interna mínima de coordenação, planejamento, aprovação técnica, fiscalização contratual, tomada de decisão e retenção de conhecimento, especialmente quando a execução das atividades de TIC depender predominantemente de terceiros ou de estrutura externa.</w:t>
+              <w:t xml:space="preserve"> para que avalie o modelo de operação de TIC e adote medidas proporcionais para assegurar capacidade interna suficiente de coordenação, planejamento, aprovação técnica, fiscalização contratual e retenção de conhecimento, especialmente quando a execução das atividades de TIC depender predominantemente de terceiros ou de estrutura externa [S4.6].</w:t>
             </w:r>
           </w:p>
         </w:tc>
@@ -4235,22 +4063,6 @@
           <w:b/>
         </w:rPr>
       </w:pPr>
-    </w:p>
-    <w:p>
-      <w:pPr>
-        <w:spacing w:after="160" w:line="259" w:lineRule="auto"/>
-        <w:rPr>
-          <w:rFonts w:ascii="Arial" w:hAnsi="Arial" w:cs="Arial"/>
-          <w:b/>
-        </w:rPr>
-      </w:pPr>
-      <w:r>
-        <w:rPr>
-          <w:rFonts w:ascii="Arial" w:hAnsi="Arial" w:cs="Arial"/>
-          <w:b/>
-        </w:rPr>
-        <w:br w:type="page"/>
-      </w:r>
     </w:p>
     <w:tbl>
       <w:tblPr>
@@ -4297,6 +4109,7 @@
                 <w:sz w:val="16"/>
                 <w:szCs w:val="16"/>
               </w:rPr>
+              <w:pageBreakBefore/>
             </w:pPr>
             <w:r>
               <w:rPr>
@@ -4519,11 +4332,11 @@
             </w:pPr>
             <w:r>
               <w:rPr>
-                <w:rFonts w:ascii="Arial" w:eastAsia="Arial" w:hAnsi="Arial" w:cs="Arial"/>
-                <w:sz w:val="18"/>
-                <w:szCs w:val="18"/>
-              </w:rPr>
-              <w:t>Gestão de serviços de TIC incipiente, sem controle mínimo sobre serviços, ativos e incidentes</w:t>
+                <w:rFonts w:ascii="Arial" w:hAnsi="Arial" w:cs="Arial"/>
+                <w:sz w:val="18"/>
+                <w:szCs w:val="18"/>
+              </w:rPr>
+              <w:t>Gestão de serviços de TIC insuficiente para assegurar controle sobre serviços, ativos e incidentes</w:t>
             </w:r>
           </w:p>
         </w:tc>
@@ -4855,15 +4668,15 @@
                 <w:sz w:val="18"/>
                 <w:szCs w:val="18"/>
               </w:rPr>
-              <w:t>Respostas Questionário</w:t>
-            </w:r>
-            <w:r>
-              <w:rPr>
-                <w:rFonts w:ascii="Arial" w:hAnsi="Arial" w:cs="Arial"/>
-                <w:sz w:val="18"/>
-                <w:szCs w:val="18"/>
-              </w:rPr>
-              <w:t xml:space="preserve"> - Respostas e evidências anexadas ao questionário eletrônico iGovTI 2026, avaliadas conforme as regras de identificação previstas na matriz de planejamento.</w:t>
+              <w:t>Respostas ao Questionário iGovTI 2026</w:t>
+            </w:r>
+            <w:r>
+              <w:rPr>
+                <w:rFonts w:ascii="Arial" w:hAnsi="Arial" w:cs="Arial"/>
+                <w:sz w:val="18"/>
+                <w:szCs w:val="18"/>
+              </w:rPr>
+              <w:t xml:space="preserve"> - Situações caracterizadas pelas respostas declaradas às questões indicadas:</w:t>
             </w:r>
           </w:p>
           <w:p>
@@ -4876,6 +4689,23 @@
                 <w:szCs w:val="18"/>
               </w:rPr>
             </w:pPr>
+            <w:r>
+              <w:rPr>
+                <w:rFonts w:ascii="Arial" w:hAnsi="Arial" w:cs="Arial"/>
+                <w:b/>
+                <w:sz w:val="18"/>
+                <w:szCs w:val="18"/>
+              </w:rPr>
+              <w:t xml:space="preserve">a) S5.1 - Inexistência ou insuficiência do catálogo de serviços de TIC.: </w:t>
+            </w:r>
+            <w:r>
+              <w:rPr>
+                <w:rFonts w:ascii="Arial" w:hAnsi="Arial" w:cs="Arial"/>
+                <w:sz w:val="18"/>
+                <w:szCs w:val="18"/>
+              </w:rPr>
+              <w:t>resposta "Não" ou "N/A" em q2201ext[A], q2201ext[B] e q2201ext[C]; resposta "Não conforme" em q2201ext[A], q2201ext[B] e q2201ext[C], observada a composição lógica definida na Matriz de Procedimentos de Auditoria.</w:t>
+            </w:r>
           </w:p>
           <w:p>
             <w:pPr>
@@ -4890,10 +4720,19 @@
             <w:r>
               <w:rPr>
                 <w:rFonts w:ascii="Arial" w:hAnsi="Arial" w:cs="Arial"/>
-                <w:sz w:val="18"/>
-                <w:szCs w:val="18"/>
-              </w:rPr>
-              <w:t>a) Resposta negativa ou insuficiente sobre catálogo de serviços de TIC.</w:t>
+                <w:b/>
+                <w:sz w:val="18"/>
+                <w:szCs w:val="18"/>
+              </w:rPr>
+              <w:t xml:space="preserve">b) S5.2 - Ausência ou fragilidade na definição e no monitoramento de níveis mínimos de serviço de TIC.: </w:t>
+            </w:r>
+            <w:r>
+              <w:rPr>
+                <w:rFonts w:ascii="Arial" w:hAnsi="Arial" w:cs="Arial"/>
+                <w:sz w:val="18"/>
+                <w:szCs w:val="18"/>
+              </w:rPr>
+              <w:t>resposta "Não" ou "N/A" em q2201ext[D] e q2201ext[E]; resposta "Não conforme" em q2201ext[D] e q2201ext[E], observada a composição lógica definida na Matriz de Procedimentos de Auditoria.</w:t>
             </w:r>
           </w:p>
           <w:p>
@@ -4909,10 +4748,19 @@
             <w:r>
               <w:rPr>
                 <w:rFonts w:ascii="Arial" w:hAnsi="Arial" w:cs="Arial"/>
-                <w:sz w:val="18"/>
-                <w:szCs w:val="18"/>
-              </w:rPr>
-              <w:t>b) Ausência, desatualização, inacessibilidade ou insuficiência do catálogo de serviços de TIC.</w:t>
+                <w:b/>
+                <w:sz w:val="18"/>
+                <w:szCs w:val="18"/>
+              </w:rPr>
+              <w:t xml:space="preserve">c) S5.3 - Inexistência ou fragilidade do inventário de ativos de TIC.: </w:t>
+            </w:r>
+            <w:r>
+              <w:rPr>
+                <w:rFonts w:ascii="Arial" w:hAnsi="Arial" w:cs="Arial"/>
+                <w:sz w:val="18"/>
+                <w:szCs w:val="18"/>
+              </w:rPr>
+              <w:t>resposta "Não" ou "N/A" em q2203ext[A], q2504ext[A] e q2504ext[B]; resposta "Não conforme" em q2203ext[A], q2504ext[A] e q2504ext[B], observada a composição lógica definida na Matriz de Procedimentos de Auditoria.</w:t>
             </w:r>
           </w:p>
           <w:p>
@@ -4928,10 +4776,19 @@
             <w:r>
               <w:rPr>
                 <w:rFonts w:ascii="Arial" w:hAnsi="Arial" w:cs="Arial"/>
-                <w:sz w:val="18"/>
-                <w:szCs w:val="18"/>
-              </w:rPr>
-              <w:t>c) Resposta negativa ou insuficiente sobre ANS ou metas mínimas de nível de serviço.</w:t>
+                <w:b/>
+                <w:sz w:val="18"/>
+                <w:szCs w:val="18"/>
+              </w:rPr>
+              <w:t xml:space="preserve">d) S5.4 - Ausência ou fragilidade do processo de gestão de configuração.: </w:t>
+            </w:r>
+            <w:r>
+              <w:rPr>
+                <w:rFonts w:ascii="Arial" w:hAnsi="Arial" w:cs="Arial"/>
+                <w:sz w:val="18"/>
+                <w:szCs w:val="18"/>
+              </w:rPr>
+              <w:t>resposta "Não" ou "N/A" em q2203ext[A] e q2203ext[C]; resposta "Não conforme" em q2203ext[A] e q2203ext[C], observada a composição lógica definida na Matriz de Procedimentos de Auditoria.</w:t>
             </w:r>
           </w:p>
           <w:p>
@@ -4947,162 +4804,19 @@
             <w:r>
               <w:rPr>
                 <w:rFonts w:ascii="Arial" w:hAnsi="Arial" w:cs="Arial"/>
-                <w:sz w:val="18"/>
-                <w:szCs w:val="18"/>
-              </w:rPr>
-              <w:t>d) Ausência, desatualização ou insuficiência de ANS, metas ou registros de monitoramento.</w:t>
-            </w:r>
-          </w:p>
-          <w:p>
-            <w:pPr>
-              <w:spacing w:after="60"/>
-              <w:jc w:val="both"/>
-              <w:rPr>
-                <w:rFonts w:ascii="Arial" w:hAnsi="Arial" w:cs="Arial"/>
-                <w:sz w:val="18"/>
-                <w:szCs w:val="18"/>
-              </w:rPr>
-            </w:pPr>
-            <w:r>
-              <w:rPr>
-                <w:rFonts w:ascii="Arial" w:hAnsi="Arial" w:cs="Arial"/>
-                <w:sz w:val="18"/>
-                <w:szCs w:val="18"/>
-              </w:rPr>
-              <w:t>e) Resposta negativa ou insuficiente sobre inventário de ativos de TIC.</w:t>
-            </w:r>
-          </w:p>
-          <w:p>
-            <w:pPr>
-              <w:spacing w:after="60"/>
-              <w:jc w:val="both"/>
-              <w:rPr>
-                <w:rFonts w:ascii="Arial" w:hAnsi="Arial" w:cs="Arial"/>
-                <w:sz w:val="18"/>
-                <w:szCs w:val="18"/>
-              </w:rPr>
-            </w:pPr>
-            <w:r>
-              <w:rPr>
-                <w:rFonts w:ascii="Arial" w:hAnsi="Arial" w:cs="Arial"/>
-                <w:sz w:val="18"/>
-                <w:szCs w:val="18"/>
-              </w:rPr>
-              <w:t>f) Ausência, desatualização ou insuficiência de inventário de ativos de TIC.</w:t>
-            </w:r>
-          </w:p>
-          <w:p>
-            <w:pPr>
-              <w:spacing w:after="60"/>
-              <w:jc w:val="both"/>
-              <w:rPr>
-                <w:rFonts w:ascii="Arial" w:hAnsi="Arial" w:cs="Arial"/>
-                <w:sz w:val="18"/>
-                <w:szCs w:val="18"/>
-              </w:rPr>
-            </w:pPr>
-            <w:r>
-              <w:rPr>
-                <w:rFonts w:ascii="Arial" w:hAnsi="Arial" w:cs="Arial"/>
-                <w:sz w:val="18"/>
-                <w:szCs w:val="18"/>
-              </w:rPr>
-              <w:t>g) Resposta negativa ou insuficiente sobre processo formal de gestão de configuração.</w:t>
-            </w:r>
-          </w:p>
-          <w:p>
-            <w:pPr>
-              <w:spacing w:after="60"/>
-              <w:jc w:val="both"/>
-              <w:rPr>
-                <w:rFonts w:ascii="Arial" w:hAnsi="Arial" w:cs="Arial"/>
-                <w:sz w:val="18"/>
-                <w:szCs w:val="18"/>
-              </w:rPr>
-            </w:pPr>
-            <w:r>
-              <w:rPr>
-                <w:rFonts w:ascii="Arial" w:hAnsi="Arial" w:cs="Arial"/>
-                <w:sz w:val="18"/>
-                <w:szCs w:val="18"/>
-              </w:rPr>
-              <w:t>h) Ausência, desatualização ou insuficiência de norma, procedimento, CMDB ou base equivalente de gestão de configuração.</w:t>
-            </w:r>
-          </w:p>
-          <w:p>
-            <w:pPr>
-              <w:spacing w:after="60"/>
-              <w:jc w:val="both"/>
-              <w:rPr>
-                <w:rFonts w:ascii="Arial" w:hAnsi="Arial" w:cs="Arial"/>
-                <w:sz w:val="18"/>
-                <w:szCs w:val="18"/>
-              </w:rPr>
-            </w:pPr>
-            <w:r>
-              <w:rPr>
-                <w:rFonts w:ascii="Arial" w:hAnsi="Arial" w:cs="Arial"/>
-                <w:sz w:val="18"/>
-                <w:szCs w:val="18"/>
-              </w:rPr>
-              <w:t>i) Resposta negativa ou insuficiente sobre processo formal de gestão de incidentes de TIC.</w:t>
-            </w:r>
-          </w:p>
-          <w:p>
-            <w:pPr>
-              <w:spacing w:after="60"/>
-              <w:jc w:val="both"/>
-              <w:rPr>
-                <w:rFonts w:ascii="Arial" w:hAnsi="Arial" w:cs="Arial"/>
-                <w:sz w:val="18"/>
-                <w:szCs w:val="18"/>
-              </w:rPr>
-            </w:pPr>
-            <w:r>
-              <w:rPr>
-                <w:rFonts w:ascii="Arial" w:hAnsi="Arial" w:cs="Arial"/>
-                <w:sz w:val="18"/>
-                <w:szCs w:val="18"/>
-              </w:rPr>
-              <w:t>j) Ausência, desatualização ou insuficiência de norma, procedimento ou fluxo formal de gestão de incidentes.</w:t>
-            </w:r>
-          </w:p>
-          <w:p>
-            <w:pPr>
-              <w:spacing w:after="60"/>
-              <w:jc w:val="both"/>
-              <w:rPr>
-                <w:rFonts w:ascii="Arial" w:hAnsi="Arial" w:cs="Arial"/>
-                <w:sz w:val="18"/>
-                <w:szCs w:val="18"/>
-              </w:rPr>
-            </w:pPr>
-            <w:r>
-              <w:rPr>
-                <w:rFonts w:ascii="Arial" w:hAnsi="Arial" w:cs="Arial"/>
-                <w:sz w:val="18"/>
-                <w:szCs w:val="18"/>
-              </w:rPr>
-              <w:t>k) Resposta negativa ou insuficiente sobre registro sistemático de incidentes de TIC.</w:t>
-            </w:r>
-          </w:p>
-          <w:p>
-            <w:pPr>
-              <w:spacing w:after="60"/>
-              <w:jc w:val="both"/>
-              <w:rPr>
-                <w:rFonts w:ascii="Arial" w:hAnsi="Arial" w:cs="Arial"/>
-                <w:sz w:val="18"/>
-                <w:szCs w:val="18"/>
-              </w:rPr>
-            </w:pPr>
-            <w:r>
-              <w:rPr>
-                <w:rFonts w:ascii="Arial" w:hAnsi="Arial" w:cs="Arial"/>
-                <w:sz w:val="18"/>
-                <w:szCs w:val="18"/>
-              </w:rPr>
-              <w:t>l) Ausência, insuficiência ou baixa rastreabilidade dos registros de incidentes, chamados ou tickets.</w:t>
+                <w:b/>
+                <w:sz w:val="18"/>
+                <w:szCs w:val="18"/>
+              </w:rPr>
+              <w:t xml:space="preserve">e) S5.5 - Inexistência ou fragilidade do processo de gestão de incidentes de TIC.: </w:t>
+            </w:r>
+            <w:r>
+              <w:rPr>
+                <w:rFonts w:ascii="Arial" w:hAnsi="Arial" w:cs="Arial"/>
+                <w:sz w:val="18"/>
+                <w:szCs w:val="18"/>
+              </w:rPr>
+              <w:t>resposta "Não" ou "N/A" em q2204ext[A], q2204ext[D] e q2204ext[E]; resposta "Não conforme" em q2204ext[A], q2204ext[D] e q2204ext[E], observada a composição lógica definida na Matriz de Procedimentos de Auditoria.</w:t>
             </w:r>
           </w:p>
         </w:tc>
@@ -5137,177 +4851,151 @@
           </w:tcPr>
           <w:p>
             <w:pPr>
-              <w:jc w:val="both"/>
-              <w:rPr>
-                <w:rFonts w:ascii="Arial" w:hAnsi="Arial" w:cs="Arial"/>
-                <w:sz w:val="18"/>
-                <w:szCs w:val="18"/>
-              </w:rPr>
-            </w:pPr>
-            <w:r>
-              <w:rPr>
-                <w:rFonts w:ascii="Arial" w:hAnsi="Arial" w:cs="Arial"/>
-                <w:b/>
-                <w:sz w:val="18"/>
-                <w:szCs w:val="18"/>
-              </w:rPr>
-              <w:t>Baixa previsibilidade dos serviços:</w:t>
-            </w:r>
-            <w:r>
-              <w:rPr>
-                <w:rFonts w:ascii="Arial" w:hAnsi="Arial" w:cs="Arial"/>
-                <w:sz w:val="18"/>
-                <w:szCs w:val="18"/>
-              </w:rPr>
-              <w:t xml:space="preserve"> Catálogo inexistente ou insuficiente dificulta que usuários e áreas demandantes conheçam serviços, responsáveis, requisitos e canais de atendimento.</w:t>
-            </w:r>
-          </w:p>
-          <w:p>
-            <w:pPr>
-              <w:jc w:val="both"/>
-              <w:rPr>
-                <w:rFonts w:ascii="Arial" w:hAnsi="Arial" w:cs="Arial"/>
-                <w:sz w:val="18"/>
-                <w:szCs w:val="18"/>
-              </w:rPr>
-            </w:pPr>
-          </w:p>
-          <w:p>
-            <w:pPr>
-              <w:jc w:val="both"/>
-              <w:rPr>
-                <w:rFonts w:ascii="Arial" w:hAnsi="Arial" w:cs="Arial"/>
-                <w:sz w:val="18"/>
-                <w:szCs w:val="18"/>
-              </w:rPr>
-            </w:pPr>
-            <w:r>
-              <w:rPr>
-                <w:rFonts w:ascii="Arial" w:hAnsi="Arial" w:cs="Arial"/>
-                <w:b/>
-                <w:sz w:val="18"/>
-                <w:szCs w:val="18"/>
-              </w:rPr>
-              <w:t>Qualidade de serviço pouco controlada:</w:t>
-            </w:r>
-            <w:r>
-              <w:rPr>
-                <w:rFonts w:ascii="Arial" w:hAnsi="Arial" w:cs="Arial"/>
-                <w:sz w:val="18"/>
-                <w:szCs w:val="18"/>
-              </w:rPr>
-              <w:t xml:space="preserve"> Ausência de acordos, metas ou indicadores impede medir desempenho e cobrar níveis mínimos de atendimento para os serviços mais relevantes.</w:t>
-            </w:r>
-          </w:p>
-          <w:p>
-            <w:pPr>
-              <w:jc w:val="both"/>
-              <w:rPr>
-                <w:rFonts w:ascii="Arial" w:hAnsi="Arial" w:cs="Arial"/>
-                <w:sz w:val="18"/>
-                <w:szCs w:val="18"/>
-              </w:rPr>
-            </w:pPr>
-          </w:p>
-          <w:p>
-            <w:pPr>
-              <w:jc w:val="both"/>
-              <w:rPr>
-                <w:rFonts w:ascii="Arial" w:hAnsi="Arial" w:cs="Arial"/>
-                <w:sz w:val="18"/>
-                <w:szCs w:val="18"/>
-              </w:rPr>
-            </w:pPr>
-            <w:r>
-              <w:rPr>
-                <w:rFonts w:ascii="Arial" w:hAnsi="Arial" w:cs="Arial"/>
-                <w:b/>
-                <w:sz w:val="18"/>
-                <w:szCs w:val="18"/>
-              </w:rPr>
-              <w:t>Desconhecimento dos ativos de TIC:</w:t>
-            </w:r>
-            <w:r>
-              <w:rPr>
-                <w:rFonts w:ascii="Arial" w:hAnsi="Arial" w:cs="Arial"/>
-                <w:sz w:val="18"/>
-                <w:szCs w:val="18"/>
-              </w:rPr>
-              <w:t xml:space="preserve"> Inventário frágil prejudica controle patrimonial, gestão de riscos, planejamento de substituições e resposta a incidentes.</w:t>
-            </w:r>
-          </w:p>
-          <w:p>
-            <w:pPr>
-              <w:jc w:val="both"/>
-              <w:rPr>
-                <w:rFonts w:ascii="Arial" w:hAnsi="Arial" w:cs="Arial"/>
-                <w:sz w:val="18"/>
-                <w:szCs w:val="18"/>
-              </w:rPr>
-            </w:pPr>
-          </w:p>
-          <w:p>
-            <w:pPr>
-              <w:jc w:val="both"/>
-              <w:rPr>
-                <w:rFonts w:ascii="Arial" w:hAnsi="Arial" w:cs="Arial"/>
-                <w:sz w:val="18"/>
-                <w:szCs w:val="18"/>
-              </w:rPr>
-            </w:pPr>
-            <w:r>
-              <w:rPr>
-                <w:rFonts w:ascii="Arial" w:hAnsi="Arial" w:cs="Arial"/>
-                <w:b/>
-                <w:sz w:val="18"/>
-                <w:szCs w:val="18"/>
-              </w:rPr>
-              <w:t>Baixa rastreabilidade da infraestrutura:</w:t>
-            </w:r>
-            <w:r>
-              <w:rPr>
-                <w:rFonts w:ascii="Arial" w:hAnsi="Arial" w:cs="Arial"/>
-                <w:sz w:val="18"/>
-                <w:szCs w:val="18"/>
-              </w:rPr>
-              <w:t xml:space="preserve"> Falta de gestão de configuração reduz a visão sobre componentes, dependências e impactos de mudanças nos serviços de TIC.</w:t>
-            </w:r>
-          </w:p>
-          <w:p>
-            <w:pPr>
-              <w:jc w:val="both"/>
-              <w:rPr>
-                <w:rFonts w:ascii="Arial" w:hAnsi="Arial" w:cs="Arial"/>
-                <w:sz w:val="18"/>
-                <w:szCs w:val="18"/>
-              </w:rPr>
-            </w:pPr>
-          </w:p>
-          <w:p>
-            <w:pPr>
-              <w:jc w:val="both"/>
-              <w:rPr>
-                <w:rFonts w:ascii="Arial" w:hAnsi="Arial" w:cs="Arial"/>
-                <w:sz w:val="18"/>
-                <w:szCs w:val="18"/>
-              </w:rPr>
-            </w:pPr>
-            <w:r>
-              <w:rPr>
-                <w:rFonts w:ascii="Arial" w:hAnsi="Arial" w:cs="Arial"/>
-                <w:b/>
-                <w:sz w:val="18"/>
-                <w:szCs w:val="18"/>
-              </w:rPr>
-              <w:t>Tratamento inconsistente de incidentes:</w:t>
-            </w:r>
-            <w:r>
-              <w:rPr>
-                <w:rFonts w:ascii="Arial" w:hAnsi="Arial" w:cs="Arial"/>
-                <w:sz w:val="18"/>
-                <w:szCs w:val="18"/>
-              </w:rPr>
-              <w:t xml:space="preserve"> Processo informal dificulta priorizar, registrar, escalar, resolver e aprender com falhas de serviços e de segurança.</w:t>
+              <w:spacing w:after="60"/>
+              <w:jc w:val="both"/>
+              <w:rPr>
+                <w:rFonts w:ascii="Arial" w:hAnsi="Arial" w:cs="Arial"/>
+                <w:sz w:val="18"/>
+                <w:szCs w:val="18"/>
+              </w:rPr>
+            </w:pPr>
+            <w:r>
+              <w:rPr>
+                <w:rFonts w:ascii="Arial" w:hAnsi="Arial" w:cs="Arial"/>
+                <w:b/>
+                <w:bCs/>
+                <w:sz w:val="18"/>
+                <w:szCs w:val="18"/>
+              </w:rPr>
+              <w:t>Prestação reativa de serviços:</w:t>
+            </w:r>
+            <w:r>
+              <w:rPr>
+                <w:rFonts w:ascii="Arial" w:hAnsi="Arial" w:cs="Arial"/>
+                <w:sz w:val="18"/>
+                <w:szCs w:val="18"/>
+              </w:rPr>
+              <w:t xml:space="preserve"> Falta de definição clara, padronizada e transparente dos serviços de TIC oferecidos aos usuários e às áreas demandantes.</w:t>
+            </w:r>
+          </w:p>
+          <w:p>
+            <w:pPr>
+              <w:spacing w:after="60"/>
+              <w:jc w:val="both"/>
+              <w:rPr>
+                <w:rFonts w:ascii="Arial" w:hAnsi="Arial" w:cs="Arial"/>
+                <w:sz w:val="18"/>
+                <w:szCs w:val="18"/>
+              </w:rPr>
+            </w:pPr>
+          </w:p>
+          <w:p>
+            <w:pPr>
+              <w:spacing w:after="60"/>
+              <w:jc w:val="both"/>
+              <w:rPr>
+                <w:rFonts w:ascii="Arial" w:hAnsi="Arial" w:cs="Arial"/>
+                <w:sz w:val="18"/>
+                <w:szCs w:val="18"/>
+              </w:rPr>
+            </w:pPr>
+            <w:r>
+              <w:rPr>
+                <w:rFonts w:ascii="Arial" w:hAnsi="Arial" w:cs="Arial"/>
+                <w:b/>
+                <w:bCs/>
+                <w:sz w:val="18"/>
+                <w:szCs w:val="18"/>
+              </w:rPr>
+              <w:t>Ausência de parâmetros de desempenho:</w:t>
+            </w:r>
+            <w:r>
+              <w:rPr>
+                <w:rFonts w:ascii="Arial" w:hAnsi="Arial" w:cs="Arial"/>
+                <w:sz w:val="18"/>
+                <w:szCs w:val="18"/>
+              </w:rPr>
+              <w:t xml:space="preserve"> Impossibilidade de avaliar objetivamente a qualidade, a disponibilidade e o atendimento dos principais serviços de TIC.</w:t>
+            </w:r>
+          </w:p>
+          <w:p>
+            <w:pPr>
+              <w:spacing w:after="60"/>
+              <w:jc w:val="both"/>
+              <w:rPr>
+                <w:rFonts w:ascii="Arial" w:hAnsi="Arial" w:cs="Arial"/>
+                <w:sz w:val="18"/>
+                <w:szCs w:val="18"/>
+              </w:rPr>
+            </w:pPr>
+          </w:p>
+          <w:p>
+            <w:pPr>
+              <w:spacing w:after="60"/>
+              <w:jc w:val="both"/>
+              <w:rPr>
+                <w:rFonts w:ascii="Arial" w:hAnsi="Arial" w:cs="Arial"/>
+                <w:sz w:val="18"/>
+                <w:szCs w:val="18"/>
+              </w:rPr>
+            </w:pPr>
+            <w:r>
+              <w:rPr>
+                <w:rFonts w:ascii="Arial" w:hAnsi="Arial" w:cs="Arial"/>
+                <w:b/>
+                <w:bCs/>
+                <w:sz w:val="18"/>
+                <w:szCs w:val="18"/>
+              </w:rPr>
+              <w:t>Controle inadequado dos ativos:</w:t>
+            </w:r>
+            <w:r>
+              <w:rPr>
+                <w:rFonts w:ascii="Arial" w:hAnsi="Arial" w:cs="Arial"/>
+                <w:sz w:val="18"/>
+                <w:szCs w:val="18"/>
+              </w:rPr>
+              <w:t xml:space="preserve"> Informações insuficientes sobre ativos, itens de configuração e seus relacionamentos com sistemas, infraestrutura e serviços.</w:t>
+            </w:r>
+          </w:p>
+          <w:p>
+            <w:pPr>
+              <w:spacing w:after="60"/>
+              <w:jc w:val="both"/>
+              <w:rPr>
+                <w:rFonts w:ascii="Arial" w:hAnsi="Arial" w:cs="Arial"/>
+                <w:sz w:val="18"/>
+                <w:szCs w:val="18"/>
+              </w:rPr>
+            </w:pPr>
+          </w:p>
+          <w:p>
+            <w:pPr>
+              <w:spacing w:after="60"/>
+              <w:jc w:val="both"/>
+              <w:rPr>
+                <w:rFonts w:ascii="Arial" w:hAnsi="Arial" w:cs="Arial"/>
+                <w:sz w:val="18"/>
+                <w:szCs w:val="18"/>
+              </w:rPr>
+            </w:pPr>
+            <w:r>
+              <w:rPr>
+                <w:rFonts w:ascii="Arial" w:hAnsi="Arial" w:cs="Arial"/>
+                <w:b/>
+                <w:bCs/>
+                <w:sz w:val="18"/>
+                <w:szCs w:val="18"/>
+              </w:rPr>
+              <w:t>Tratamento deficiente de incidentes:</w:t>
+            </w:r>
+            <w:r>
+              <w:rPr>
+                <w:rFonts w:ascii="Arial" w:hAnsi="Arial" w:cs="Arial"/>
+                <w:sz w:val="18"/>
+                <w:szCs w:val="18"/>
+              </w:rPr>
+              <w:t xml:space="preserve"> Resposta não padronizada, intempestiva ou sem rastreabilidade, com maior impacto sobre a continuidade e a qualidade dos serviços.</w:t>
             </w:r>
           </w:p>
         </w:tc>
@@ -5341,7 +5029,7 @@
                 <w:sz w:val="18"/>
                 <w:szCs w:val="18"/>
               </w:rPr>
-              <w:t xml:space="preserve"> para que institua e mantenha atualizado catálogo de serviços de TIC, atentando-se, minimamente, em identificar os serviços efetivamente prestados, seus responsáveis, usuários, condições de acesso e informações necessárias ao atendimento das áreas demandantes.</w:t>
+              <w:t xml:space="preserve"> para que institua e mantenha atualizado catálogo de serviços de TIC, atentando-se, minimamente, em identificar os serviços efetivamente prestados, seus responsáveis, usuários, condições de acesso e informações necessárias ao atendimento das áreas demandantes [S5.1].</w:t>
             </w:r>
           </w:p>
           <w:p>
@@ -5380,7 +5068,7 @@
                 <w:sz w:val="18"/>
                 <w:szCs w:val="18"/>
               </w:rPr>
-              <w:t xml:space="preserve"> para que defina, pactue e monitore níveis mínimos de serviço ou metas de atendimento para os serviços de TIC mais relevantes, estabelecendo indicadores, responsáveis, periodicidade de medição e forma de comunicação dos resultados.</w:t>
+              <w:t xml:space="preserve"> para que defina, pactue e monitore níveis mínimos de serviço ou metas de atendimento para os serviços de TIC mais relevantes, estabelecendo indicadores, responsáveis, periodicidade de medição e forma de comunicação dos resultados [S5.2].</w:t>
             </w:r>
           </w:p>
           <w:p>
@@ -5419,7 +5107,7 @@
                 <w:sz w:val="18"/>
                 <w:szCs w:val="18"/>
               </w:rPr>
-              <w:t xml:space="preserve"> para que estabeleça e mantenha atualizado inventário de ativos de TIC, atentando-se, minimamente, em registrar equipamentos, servidores, sistemas, softwares, licenças, serviços em nuvem, componentes de infraestrutura, responsáveis e informações necessárias ao controle do ciclo de vida dos ativos.</w:t>
+              <w:t xml:space="preserve"> para que estabeleça e mantenha atualizado inventário de ativos de TIC, atentando-se, minimamente, em registrar equipamentos, servidores, sistemas, softwares, licenças, serviços em nuvem, componentes de infraestrutura, responsáveis e informações necessárias ao controle do ciclo de vida dos ativos [S5.3].</w:t>
             </w:r>
           </w:p>
           <w:p>
@@ -5458,7 +5146,7 @@
                 <w:sz w:val="18"/>
                 <w:szCs w:val="18"/>
               </w:rPr>
-              <w:t xml:space="preserve"> para que formalize e execute processo de gestão de configuração, atentando-se, minimamente, em manter base, ferramenta ou registro equivalente com os itens de configuração relevantes, seus responsáveis e os relacionamentos entre ativos, sistemas, infraestrutura e serviços, com atualização periódica e uso das informações no planejamento e acompanhamento de mudanças.</w:t>
+              <w:t xml:space="preserve"> para que formalize e execute processo de gestão de configuração, atentando-se, minimamente, em manter base, ferramenta ou registro equivalente com os itens de configuração relevantes, seus responsáveis e os relacionamentos entre ativos, sistemas, infraestrutura e serviços, com atualização periódica e uso das informações no planejamento e acompanhamento de mudanças [S5.4].</w:t>
             </w:r>
           </w:p>
           <w:p>
@@ -5497,7 +5185,7 @@
                 <w:sz w:val="18"/>
                 <w:szCs w:val="18"/>
               </w:rPr>
-              <w:t xml:space="preserve"> para que formalize e execute processo de gestão de incidentes de TIC, atentando-se, minimamente, em definir papéis, responsabilidades, critérios de priorização e escalamento, tratamento de incidentes de serviços e de segurança da informação, registro sistemático e rastreável das ocorrências e análise posterior dos incidentes relevantes ou recorrentes.</w:t>
+              <w:t xml:space="preserve"> para que formalize e execute processo de gestão de incidentes de TIC, atentando-se, minimamente, em definir papéis, responsabilidades, critérios de priorização e escalamento, tratamento de incidentes de serviços e de segurança da informação, registro sistemático e rastreável das ocorrências e análise posterior dos incidentes relevantes ou recorrentes [S5.5].</w:t>
             </w:r>
           </w:p>
         </w:tc>
@@ -5511,22 +5199,6 @@
           <w:b/>
         </w:rPr>
       </w:pPr>
-    </w:p>
-    <w:p>
-      <w:pPr>
-        <w:spacing w:after="160" w:line="259" w:lineRule="auto"/>
-        <w:rPr>
-          <w:rFonts w:ascii="Arial" w:hAnsi="Arial" w:cs="Arial"/>
-          <w:b/>
-        </w:rPr>
-      </w:pPr>
-      <w:r>
-        <w:rPr>
-          <w:rFonts w:ascii="Arial" w:hAnsi="Arial" w:cs="Arial"/>
-          <w:b/>
-        </w:rPr>
-        <w:br w:type="page"/>
-      </w:r>
     </w:p>
     <w:tbl>
       <w:tblPr>
@@ -5573,6 +5245,7 @@
                 <w:sz w:val="16"/>
                 <w:szCs w:val="16"/>
               </w:rPr>
+              <w:pageBreakBefore/>
             </w:pPr>
             <w:r>
               <w:rPr>
@@ -5795,7 +5468,7 @@
             </w:pPr>
             <w:r>
               <w:rPr>
-                <w:rFonts w:ascii="Arial" w:eastAsia="Arial" w:hAnsi="Arial" w:cs="Arial"/>
+                <w:rFonts w:ascii="Arial" w:hAnsi="Arial" w:cs="Arial"/>
                 <w:sz w:val="18"/>
                 <w:szCs w:val="18"/>
               </w:rPr>
@@ -6019,6 +5692,45 @@
                 <w:sz w:val="18"/>
                 <w:szCs w:val="18"/>
               </w:rPr>
+              <w:t>Instrução Normativa SGD/ME nº 94, de 23 de dezembro de 2022, art. 1º, § 1º:</w:t>
+            </w:r>
+            <w:r>
+              <w:rPr>
+                <w:rFonts w:ascii="Arial" w:hAnsi="Arial" w:cs="Arial"/>
+                <w:sz w:val="18"/>
+                <w:szCs w:val="18"/>
+              </w:rPr>
+              <w:t xml:space="preserve"> como referência de boa prática, a aplicação de ritos formais de contratação de TIC pode ser facultada para contratações diretas por dispensa em razão do valor (inciso II do art. 75 da Lei nº 14.133/2021), indicando a possibilidade de fluxos simplificados para aquisições de baixa complexidade ou valor.</w:t>
+            </w:r>
+          </w:p>
+          <w:p>
+            <w:pPr>
+              <w:jc w:val="both"/>
+              <w:rPr>
+                <w:rFonts w:ascii="Arial" w:hAnsi="Arial" w:cs="Arial"/>
+                <w:sz w:val="18"/>
+                <w:szCs w:val="18"/>
+                <w:vertAlign w:val="superscript"/>
+              </w:rPr>
+            </w:pPr>
+          </w:p>
+          <w:p>
+            <w:pPr>
+              <w:jc w:val="both"/>
+              <w:rPr>
+                <w:rFonts w:ascii="Arial" w:hAnsi="Arial" w:cs="Arial"/>
+                <w:sz w:val="18"/>
+                <w:szCs w:val="18"/>
+                <w:vertAlign w:val="superscript"/>
+              </w:rPr>
+            </w:pPr>
+            <w:r>
+              <w:rPr>
+                <w:rFonts w:ascii="Arial" w:hAnsi="Arial" w:cs="Arial"/>
+                <w:b/>
+                <w:sz w:val="18"/>
+                <w:szCs w:val="18"/>
+              </w:rPr>
               <w:t>Art. 18, caput e §1º, incisos I, IV, V, VIII, IX, X e XIII, da Lei 14.133/2021:</w:t>
             </w:r>
             <w:r>
@@ -6067,25 +5779,6 @@
                 <w:szCs w:val="18"/>
               </w:rPr>
               <w:t xml:space="preserve"> designação de agentes públicos para funções essenciais, observados atribuições, formação, segregação de funções e inexistência de vínculos que comprometam a atuação.</w:t>
-            </w:r>
-          </w:p>
-          <w:p/>
-          <w:p>
-            <w:r>
-              <w:rPr>
-                <w:rFonts w:ascii="Arial" w:hAnsi="Arial"/>
-                <w:b/>
-                <w:sz w:val="18"/>
-              </w:rPr>
-              <w:t>Instrução Normativa SGD/ME nº 94, de 23 de dezembro de 2022, art. 1º, § 1º:</w:t>
-            </w:r>
-            <w:r>
-              <w:rPr>
-                <w:rFonts w:ascii="Arial" w:hAnsi="Arial"/>
-                <w:b w:val="0"/>
-                <w:sz w:val="18"/>
-              </w:rPr>
-              <w:t xml:space="preserve"> como referência de boa prática, a aplicação de ritos formais de contratação de TIC pode ser facultada para contratações diretas por dispensa em razão do valor (inciso II do art. 75 da Lei nº 14.133/2021), indicando a possibilidade de fluxos simplificados para aquisições de baixa complexidade ou valor.</w:t>
             </w:r>
           </w:p>
         </w:tc>
@@ -6111,15 +5804,15 @@
                 <w:sz w:val="18"/>
                 <w:szCs w:val="18"/>
               </w:rPr>
-              <w:t>Respostas Questionário</w:t>
-            </w:r>
-            <w:r>
-              <w:rPr>
-                <w:rFonts w:ascii="Arial" w:hAnsi="Arial" w:cs="Arial"/>
-                <w:sz w:val="18"/>
-                <w:szCs w:val="18"/>
-              </w:rPr>
-              <w:t xml:space="preserve"> - Respostas e evidências anexadas ao questionário eletrônico iGovTI 2026, avaliadas conforme as regras de identificação previstas na matriz de planejamento.</w:t>
+              <w:t>Respostas ao Questionário iGovTI 2026</w:t>
+            </w:r>
+            <w:r>
+              <w:rPr>
+                <w:rFonts w:ascii="Arial" w:hAnsi="Arial" w:cs="Arial"/>
+                <w:sz w:val="18"/>
+                <w:szCs w:val="18"/>
+              </w:rPr>
+              <w:t xml:space="preserve"> - Situações caracterizadas pelas respostas declaradas às questões indicadas:</w:t>
             </w:r>
           </w:p>
           <w:p>
@@ -6132,6 +5825,23 @@
                 <w:szCs w:val="18"/>
               </w:rPr>
             </w:pPr>
+            <w:r>
+              <w:rPr>
+                <w:rFonts w:ascii="Arial" w:hAnsi="Arial" w:cs="Arial"/>
+                <w:b/>
+                <w:sz w:val="18"/>
+                <w:szCs w:val="18"/>
+              </w:rPr>
+              <w:t xml:space="preserve">a) S6.1 - Inexistência ou fragilidade de processo formal e padronizado para contratações de TIC.: </w:t>
+            </w:r>
+            <w:r>
+              <w:rPr>
+                <w:rFonts w:ascii="Arial" w:hAnsi="Arial" w:cs="Arial"/>
+                <w:sz w:val="18"/>
+                <w:szCs w:val="18"/>
+              </w:rPr>
+              <w:t>resposta "Não" ou "N/A" em q2801ext[A], q2801ext[C], q2801ext[D], q2801ext[E] e q2801ext[G]; resposta "Não conforme" em q2801ext[A], q2801ext[C], q2801ext[D], q2801ext[E] e q2801ext[G], observada a composição lógica definida na Matriz de Procedimentos de Auditoria.</w:t>
+            </w:r>
           </w:p>
           <w:p>
             <w:pPr>
@@ -6146,10 +5856,19 @@
             <w:r>
               <w:rPr>
                 <w:rFonts w:ascii="Arial" w:hAnsi="Arial" w:cs="Arial"/>
-                <w:sz w:val="18"/>
-                <w:szCs w:val="18"/>
-              </w:rPr>
-              <w:t>a) Resposta negativa ou insuficiente sobre processo formal e padronizado para contratações de TIC.</w:t>
+                <w:b/>
+                <w:sz w:val="18"/>
+                <w:szCs w:val="18"/>
+              </w:rPr>
+              <w:t xml:space="preserve">b) S6.2 - Contratações de TIC sem análise prévia e aprovação técnica obrigatória da área de TIC.: </w:t>
+            </w:r>
+            <w:r>
+              <w:rPr>
+                <w:rFonts w:ascii="Arial" w:hAnsi="Arial" w:cs="Arial"/>
+                <w:sz w:val="18"/>
+                <w:szCs w:val="18"/>
+              </w:rPr>
+              <w:t>resposta "Não" em q2804[A]; resposta "Não conforme" em q2804[A], observada a composição lógica definida na Matriz de Procedimentos de Auditoria.</w:t>
             </w:r>
           </w:p>
           <w:p>
@@ -6165,10 +5884,19 @@
             <w:r>
               <w:rPr>
                 <w:rFonts w:ascii="Arial" w:hAnsi="Arial" w:cs="Arial"/>
-                <w:sz w:val="18"/>
-                <w:szCs w:val="18"/>
-              </w:rPr>
-              <w:t>b) Ausência, desatualização ou insuficiência de evidências de fluxo, papéis, responsabilidades, modelos, manuais, checklists ou normativos orientativos.</w:t>
+                <w:b/>
+                <w:sz w:val="18"/>
+                <w:szCs w:val="18"/>
+              </w:rPr>
+              <w:t xml:space="preserve">c) S6.3 - Contratações de TIC sem alinhamento demonstrado ao planejamento de TIC, ao plano de contratações ou à proposta orçamentária.: </w:t>
+            </w:r>
+            <w:r>
+              <w:rPr>
+                <w:rFonts w:ascii="Arial" w:hAnsi="Arial" w:cs="Arial"/>
+                <w:sz w:val="18"/>
+                <w:szCs w:val="18"/>
+              </w:rPr>
+              <w:t>resposta "Não" ou "N/A" em q2102ext[C], q2802ext[C] e q2802ext[D]; resposta "Não conforme" em q2102ext[C], q2802ext[C] e q2802ext[D]; resposta "Não" em q2804[B], observada a composição lógica definida na Matriz de Procedimentos de Auditoria.</w:t>
             </w:r>
           </w:p>
           <w:p>
@@ -6184,67 +5912,19 @@
             <w:r>
               <w:rPr>
                 <w:rFonts w:ascii="Arial" w:hAnsi="Arial" w:cs="Arial"/>
-                <w:sz w:val="18"/>
-                <w:szCs w:val="18"/>
-              </w:rPr>
-              <w:t>c) Resposta negativa ou insuficiente sobre análise prévia e aprovação técnica da área de TIC.</w:t>
-            </w:r>
-          </w:p>
-          <w:p>
-            <w:pPr>
-              <w:spacing w:after="60"/>
-              <w:jc w:val="both"/>
-              <w:rPr>
-                <w:rFonts w:ascii="Arial" w:hAnsi="Arial" w:cs="Arial"/>
-                <w:sz w:val="18"/>
-                <w:szCs w:val="18"/>
-              </w:rPr>
-            </w:pPr>
-            <w:r>
-              <w:rPr>
-                <w:rFonts w:ascii="Arial" w:hAnsi="Arial" w:cs="Arial"/>
-                <w:sz w:val="18"/>
-                <w:szCs w:val="18"/>
-              </w:rPr>
-              <w:t>d) Ausência de evidência específica de aprovação técnica da área de TIC em caso concreto.</w:t>
-            </w:r>
-          </w:p>
-          <w:p>
-            <w:pPr>
-              <w:spacing w:after="60"/>
-              <w:jc w:val="both"/>
-              <w:rPr>
-                <w:rFonts w:ascii="Arial" w:hAnsi="Arial" w:cs="Arial"/>
-                <w:sz w:val="18"/>
-                <w:szCs w:val="18"/>
-              </w:rPr>
-            </w:pPr>
-            <w:r>
-              <w:rPr>
-                <w:rFonts w:ascii="Arial" w:hAnsi="Arial" w:cs="Arial"/>
-                <w:sz w:val="18"/>
-                <w:szCs w:val="18"/>
-              </w:rPr>
-              <w:t>e) Resposta negativa ou insuficiente sobre aderência das contratações ao plano de TIC ou ao plano de contratações.</w:t>
-            </w:r>
-          </w:p>
-          <w:p>
-            <w:pPr>
-              <w:spacing w:after="60"/>
-              <w:jc w:val="both"/>
-              <w:rPr>
-                <w:rFonts w:ascii="Arial" w:hAnsi="Arial" w:cs="Arial"/>
-                <w:sz w:val="18"/>
-                <w:szCs w:val="18"/>
-              </w:rPr>
-            </w:pPr>
-            <w:r>
-              <w:rPr>
-                <w:rFonts w:ascii="Arial" w:hAnsi="Arial" w:cs="Arial"/>
-                <w:sz w:val="18"/>
-                <w:szCs w:val="18"/>
-              </w:rPr>
-              <w:t>f) Resposta negativa ou insuficiente sobre equipe de planejamento formalmente designada e com participação técnica de TIC.</w:t>
+                <w:b/>
+                <w:sz w:val="18"/>
+                <w:szCs w:val="18"/>
+              </w:rPr>
+              <w:t xml:space="preserve">d) S6.4 - Contratações de TIC sem equipe de planejamento formalmente designada e com participação técnica de TIC.: </w:t>
+            </w:r>
+            <w:r>
+              <w:rPr>
+                <w:rFonts w:ascii="Arial" w:hAnsi="Arial" w:cs="Arial"/>
+                <w:sz w:val="18"/>
+                <w:szCs w:val="18"/>
+              </w:rPr>
+              <w:t>resposta "Não" em q2804[C], observada a composição lógica definida na Matriz de Procedimentos de Auditoria.</w:t>
             </w:r>
           </w:p>
         </w:tc>
@@ -6279,140 +5959,111 @@
           </w:tcPr>
           <w:p>
             <w:pPr>
-              <w:jc w:val="both"/>
-              <w:rPr>
-                <w:rFonts w:ascii="Arial" w:hAnsi="Arial" w:cs="Arial"/>
-                <w:sz w:val="18"/>
-                <w:szCs w:val="18"/>
-              </w:rPr>
-            </w:pPr>
-            <w:r>
-              <w:rPr>
-                <w:rFonts w:ascii="Arial" w:hAnsi="Arial" w:cs="Arial"/>
-                <w:b/>
-                <w:sz w:val="18"/>
-                <w:szCs w:val="18"/>
-              </w:rPr>
-              <w:t>Contratações pouco padronizadas:</w:t>
-            </w:r>
-            <w:r>
-              <w:rPr>
-                <w:rFonts w:ascii="Arial" w:hAnsi="Arial" w:cs="Arial"/>
-                <w:sz w:val="18"/>
-                <w:szCs w:val="18"/>
-              </w:rPr>
-              <w:t xml:space="preserve"> Inexistência ou fragilidade de processo formal aumenta a dependência de iniciativas isoladas e reduz a consistência dos artefatos de contratação.</w:t>
-            </w:r>
-          </w:p>
-          <w:p>
-            <w:pPr>
-              <w:jc w:val="both"/>
-              <w:rPr>
-                <w:rFonts w:ascii="Arial" w:hAnsi="Arial" w:cs="Arial"/>
-                <w:sz w:val="18"/>
-                <w:szCs w:val="18"/>
-              </w:rPr>
-            </w:pPr>
-          </w:p>
-          <w:p>
-            <w:pPr>
-              <w:jc w:val="both"/>
-              <w:rPr>
-                <w:rFonts w:ascii="Arial" w:hAnsi="Arial" w:cs="Arial"/>
-                <w:sz w:val="18"/>
-                <w:szCs w:val="18"/>
-              </w:rPr>
-            </w:pPr>
-            <w:r>
-              <w:rPr>
-                <w:rFonts w:ascii="Arial" w:hAnsi="Arial" w:cs="Arial"/>
-                <w:b/>
-                <w:sz w:val="18"/>
-                <w:szCs w:val="18"/>
-              </w:rPr>
-              <w:t>Baixo controle técnico das soluções:</w:t>
-            </w:r>
-            <w:r>
-              <w:rPr>
-                <w:rFonts w:ascii="Arial" w:hAnsi="Arial" w:cs="Arial"/>
-                <w:sz w:val="18"/>
-                <w:szCs w:val="18"/>
-              </w:rPr>
-              <w:t xml:space="preserve"> Ausência de análise e aprovação da área de TIC aumenta o risco de soluções incompatíveis com padrões tecnológicos, arquitetura e segurança.</w:t>
-            </w:r>
-          </w:p>
-          <w:p>
-            <w:pPr>
-              <w:jc w:val="both"/>
-              <w:rPr>
-                <w:rFonts w:ascii="Arial" w:hAnsi="Arial" w:cs="Arial"/>
-                <w:sz w:val="18"/>
-                <w:szCs w:val="18"/>
-              </w:rPr>
-            </w:pPr>
-          </w:p>
-          <w:p>
-            <w:pPr>
-              <w:jc w:val="both"/>
-              <w:rPr>
-                <w:rFonts w:ascii="Arial" w:hAnsi="Arial" w:cs="Arial"/>
-                <w:sz w:val="18"/>
-                <w:szCs w:val="18"/>
-              </w:rPr>
-            </w:pPr>
-            <w:r>
-              <w:rPr>
-                <w:rFonts w:ascii="Arial" w:hAnsi="Arial" w:cs="Arial"/>
-                <w:b/>
-                <w:sz w:val="18"/>
-                <w:szCs w:val="18"/>
-              </w:rPr>
-              <w:t>Desalinhamento com prioridades institucionais:</w:t>
-            </w:r>
-            <w:r>
-              <w:rPr>
-                <w:rFonts w:ascii="Arial" w:hAnsi="Arial" w:cs="Arial"/>
-                <w:sz w:val="18"/>
-                <w:szCs w:val="18"/>
-              </w:rPr>
-              <w:t xml:space="preserve"> Contratações desconectadas do plano de TIC, do plano de contratações ou do orçamento podem consumir recursos sem atender necessidades priorizadas.</w:t>
-            </w:r>
-          </w:p>
-          <w:p>
-            <w:pPr>
-              <w:jc w:val="both"/>
-              <w:rPr>
-                <w:rFonts w:ascii="Arial" w:hAnsi="Arial" w:cs="Arial"/>
-                <w:sz w:val="18"/>
-                <w:szCs w:val="18"/>
-              </w:rPr>
-            </w:pPr>
-          </w:p>
-          <w:p>
-            <w:pPr>
-              <w:jc w:val="both"/>
-              <w:rPr>
-                <w:rFonts w:ascii="Arial" w:hAnsi="Arial" w:cs="Arial"/>
-                <w:sz w:val="18"/>
-                <w:szCs w:val="18"/>
-              </w:rPr>
-            </w:pPr>
-            <w:r>
-              <w:rPr>
-                <w:rFonts w:ascii="Arial" w:hAnsi="Arial" w:cs="Arial"/>
-                <w:b/>
-                <w:sz w:val="18"/>
-                <w:szCs w:val="18"/>
-              </w:rPr>
-              <w:t>Fragilidade no planejamento da contratação:</w:t>
-            </w:r>
-            <w:r>
-              <w:rPr>
-                <w:rFonts w:ascii="Arial" w:hAnsi="Arial" w:cs="Arial"/>
-                <w:sz w:val="18"/>
-                <w:szCs w:val="18"/>
-              </w:rPr>
-              <w:t xml:space="preserve"> Ausência de equipe formalmente designada com participação técnica de TIC compromete estudos preliminares, análise de riscos, requisitos e fiscalização futura.</w:t>
+              <w:spacing w:after="60"/>
+              <w:jc w:val="both"/>
+              <w:rPr>
+                <w:rFonts w:ascii="Arial" w:hAnsi="Arial" w:cs="Arial"/>
+                <w:sz w:val="18"/>
+                <w:szCs w:val="18"/>
+              </w:rPr>
+            </w:pPr>
+            <w:r>
+              <w:rPr>
+                <w:rFonts w:ascii="Arial" w:hAnsi="Arial" w:cs="Arial"/>
+                <w:b/>
+                <w:bCs/>
+                <w:sz w:val="18"/>
+                <w:szCs w:val="18"/>
+              </w:rPr>
+              <w:t>Instrução processual frágil:</w:t>
+            </w:r>
+            <w:r>
+              <w:rPr>
+                <w:rFonts w:ascii="Arial" w:hAnsi="Arial" w:cs="Arial"/>
+                <w:sz w:val="18"/>
+                <w:szCs w:val="18"/>
+              </w:rPr>
+              <w:t xml:space="preserve"> Falta de clareza sobre etapas, responsabilidades, instâncias decisórias, modelos e critérios de aprovação das contratações de TIC.</w:t>
+            </w:r>
+          </w:p>
+          <w:p>
+            <w:pPr>
+              <w:spacing w:after="60"/>
+              <w:jc w:val="both"/>
+              <w:rPr>
+                <w:rFonts w:ascii="Arial" w:hAnsi="Arial" w:cs="Arial"/>
+                <w:sz w:val="18"/>
+                <w:szCs w:val="18"/>
+              </w:rPr>
+            </w:pPr>
+          </w:p>
+          <w:p>
+            <w:pPr>
+              <w:spacing w:after="60"/>
+              <w:jc w:val="both"/>
+              <w:rPr>
+                <w:rFonts w:ascii="Arial" w:hAnsi="Arial" w:cs="Arial"/>
+                <w:sz w:val="18"/>
+                <w:szCs w:val="18"/>
+              </w:rPr>
+            </w:pPr>
+            <w:r>
+              <w:rPr>
+                <w:rFonts w:ascii="Arial" w:hAnsi="Arial" w:cs="Arial"/>
+                <w:b/>
+                <w:bCs/>
+                <w:sz w:val="18"/>
+                <w:szCs w:val="18"/>
+              </w:rPr>
+              <w:t>Soluções incompatíveis:</w:t>
+            </w:r>
+            <w:r>
+              <w:rPr>
+                <w:rFonts w:ascii="Arial" w:hAnsi="Arial" w:cs="Arial"/>
+                <w:sz w:val="18"/>
+                <w:szCs w:val="18"/>
+              </w:rPr>
+              <w:t xml:space="preserve"> Contratação de soluções desalinhadas aos padrões tecnológicos, aos requisitos institucionais ou às prioridades aprovadas.</w:t>
+            </w:r>
+          </w:p>
+          <w:p>
+            <w:pPr>
+              <w:spacing w:after="60"/>
+              <w:jc w:val="both"/>
+              <w:rPr>
+                <w:rFonts w:ascii="Arial" w:hAnsi="Arial" w:cs="Arial"/>
+                <w:sz w:val="18"/>
+                <w:szCs w:val="18"/>
+              </w:rPr>
+            </w:pPr>
+          </w:p>
+          <w:p>
+            <w:pPr>
+              <w:spacing w:after="60"/>
+              <w:jc w:val="both"/>
+              <w:rPr>
+                <w:rFonts w:ascii="Arial" w:hAnsi="Arial" w:cs="Arial"/>
+                <w:sz w:val="18"/>
+                <w:szCs w:val="18"/>
+              </w:rPr>
+            </w:pPr>
+            <w:r>
+              <w:rPr>
+                <w:rFonts w:ascii="Arial" w:hAnsi="Arial" w:cs="Arial"/>
+                <w:b/>
+                <w:bCs/>
+                <w:sz w:val="18"/>
+                <w:szCs w:val="18"/>
+              </w:rPr>
+              <w:t>Participação técnica insuficiente:</w:t>
+            </w:r>
+            <w:r>
+              <w:rPr>
+                <w:rFonts w:ascii="Arial" w:hAnsi="Arial" w:cs="Arial"/>
+                <w:sz w:val="18"/>
+                <w:szCs w:val="18"/>
+              </w:rPr>
+              <w:t xml:space="preserve"> Planejamento da contratação sem equipe formalmente designada ou sem participação técnica da área de TIC.</w:t>
             </w:r>
           </w:p>
         </w:tc>
@@ -6446,7 +6097,7 @@
                 <w:sz w:val="18"/>
                 <w:szCs w:val="18"/>
               </w:rPr>
-              <w:t xml:space="preserve"> para que formalize e padronize o processo de contratação de TIC, atentando-se, minimamente, em definir fluxo, etapas, papéis, responsabilidades, instâncias de aprovação e modelos de artefatos, manuais, listas de verificação ou orientações internas aplicáveis.</w:t>
+              <w:t xml:space="preserve"> para que formalize e padronize o processo de contratação de TIC, compatível com o porte, a complexidade e os riscos das contratações da organização, atentando-se, minimamente, em definir fluxo, etapas, papéis, responsabilidades, instâncias de aprovação e modelos de artefatos, manuais, listas de verificação ou orientações internas aplicáveis [S6.1].</w:t>
             </w:r>
           </w:p>
           <w:p>
@@ -6485,7 +6136,7 @@
                 <w:sz w:val="18"/>
                 <w:szCs w:val="18"/>
               </w:rPr>
-              <w:t xml:space="preserve"> para que estabeleça a submissão das contratações de TIC à análise prévia e à aprovação técnica da área de TIC, inclusive quando demandadas por outras áreas, de modo a verificar a compatibilidade da solução com os padrões tecnológicos, os requisitos institucionais, a segurança da informação e a arquitetura existente, facultando a adoção de fluxos simplificados ou a dispensa de parecer detalhado para contratações diretas por dispensa em razão do valor (baixo valor) ou de baixa complexidade técnica, mediante critérios objetivos ou catálogos de soluções padronizadas.</w:t>
+              <w:t xml:space="preserve"> para que estabeleça a submissão das contratações de TIC à análise prévia da área de TIC, inclusive quando demandadas por outras áreas, de modo a verificar a compatibilidade da solução com os padrões tecnológicos, os requisitos institucionais e a arquitetura existente, admitindo fluxos simplificados para contratações de baixa complexidade ou baixo valor, desde que preservada análise técnica mínima compatível com o risco da contratação [S6.2].</w:t>
             </w:r>
           </w:p>
           <w:p>
@@ -6524,7 +6175,7 @@
                 <w:sz w:val="18"/>
                 <w:szCs w:val="18"/>
               </w:rPr>
-              <w:t xml:space="preserve"> para que integre as contratações de TIC ao planejamento de TIC, ao plano de contratações e à proposta orçamentária, atentando-se, minimamente, em registrar a necessidade atendida, a prioridade, a disponibilidade de recursos e a justificativa das situações excepcionais.</w:t>
+              <w:t xml:space="preserve"> para que integre as contratações de TIC ao planejamento de TIC, ao plano de contratações e à proposta orçamentária, atentando-se, minimamente, em registrar a necessidade atendida, a prioridade, a disponibilidade de recursos e a justificativa das situações excepcionais [S6.3].</w:t>
             </w:r>
           </w:p>
           <w:p>
@@ -6563,98 +6214,13 @@
                 <w:sz w:val="18"/>
                 <w:szCs w:val="18"/>
               </w:rPr>
-              <w:t xml:space="preserve"> para que designe formalmente equipe responsável pelo planejamento das contratações de TIC, atentando-se, minimamente, em assegurar a participação da área requisitante, da área técnica de TIC e das demais áreas necessárias, com definição das responsabilidades de seus integrantes.</w:t>
+              <w:t xml:space="preserve"> para que designe formalmente equipe responsável pelo planejamento das contratações de TIC, atentando-se, minimamente, em assegurar a participação da área requisitante, da área técnica de TIC e das demais áreas necessárias, com definição das responsabilidades de seus integrantes [S6.4].</w:t>
             </w:r>
           </w:p>
         </w:tc>
       </w:tr>
     </w:tbl>
-    <w:p>
-      <w:pPr>
-        <w:jc w:val="center"/>
-        <w:rPr>
-          <w:rFonts w:ascii="Arial" w:hAnsi="Arial" w:cs="Arial"/>
-          <w:b/>
-        </w:rPr>
-      </w:pPr>
-    </w:p>
-    <w:p>
-      <w:pPr>
-        <w:spacing w:after="160" w:line="259" w:lineRule="auto"/>
-        <w:rPr>
-          <w:rFonts w:ascii="Arial" w:hAnsi="Arial" w:cs="Arial"/>
-          <w:b/>
-        </w:rPr>
-      </w:pPr>
-      <w:r>
-        <w:rPr>
-          <w:rFonts w:ascii="Arial" w:hAnsi="Arial" w:cs="Arial"/>
-          <w:b/>
-        </w:rPr>
-        <w:br w:type="page"/>
-      </w:r>
-    </w:p>
-    <w:p>
-      <w:pPr>
-        <w:jc w:val="center"/>
-        <w:rPr>
-          <w:rFonts w:ascii="Arial" w:hAnsi="Arial" w:cs="Arial"/>
-          <w:b/>
-        </w:rPr>
-      </w:pPr>
-    </w:p>
-    <w:p>
-      <w:pPr>
-        <w:jc w:val="center"/>
-        <w:rPr>
-          <w:rFonts w:ascii="Arial" w:hAnsi="Arial" w:cs="Arial"/>
-          <w:b/>
-        </w:rPr>
-      </w:pPr>
-    </w:p>
-    <w:p>
-      <w:pPr>
-        <w:spacing w:after="160" w:line="259" w:lineRule="auto"/>
-        <w:rPr>
-          <w:rFonts w:ascii="Arial" w:hAnsi="Arial" w:cs="Arial"/>
-          <w:b/>
-        </w:rPr>
-      </w:pPr>
-      <w:r>
-        <w:rPr>
-          <w:rFonts w:ascii="Arial" w:hAnsi="Arial" w:cs="Arial"/>
-          <w:b/>
-        </w:rPr>
-        <w:br w:type="page"/>
-      </w:r>
-    </w:p>
-    <w:p>
-      <w:pPr>
-        <w:jc w:val="center"/>
-        <w:rPr>
-          <w:rFonts w:ascii="Arial" w:hAnsi="Arial" w:cs="Arial"/>
-          <w:b/>
-        </w:rPr>
-      </w:pPr>
-    </w:p>
-    <w:p>
-      <w:pPr>
-        <w:spacing w:after="160" w:line="259" w:lineRule="auto"/>
-        <w:rPr>
-          <w:rFonts w:ascii="Arial" w:hAnsi="Arial" w:cs="Arial"/>
-          <w:b/>
-        </w:rPr>
-      </w:pPr>
-    </w:p>
-    <w:p>
-      <w:pPr>
-        <w:spacing w:after="160" w:line="259" w:lineRule="auto"/>
-        <w:rPr>
-          <w:rFonts w:ascii="Arial" w:hAnsi="Arial" w:cs="Arial"/>
-          <w:b/>
-        </w:rPr>
-      </w:pPr>
-    </w:p>
+    <w:p/>
     <w:sectPr>
       <w:headerReference w:type="default" r:id="rId11"/>
       <w:pgSz w:w="23808" w:h="16840" w:orient="landscape" w:code="8"/>
@@ -6959,15 +6525,7 @@
               <w:sz w:val="18"/>
               <w:szCs w:val="18"/>
             </w:rPr>
-            <w:t xml:space="preserve">: </w:t>
-          </w:r>
-          <w:r>
-            <w:rPr>
-              <w:rFonts w:ascii="Arial" w:hAnsi="Arial" w:cs="Arial"/>
-              <w:sz w:val="18"/>
-              <w:szCs w:val="18"/>
-            </w:rPr>
-            <w:t>18/2026</w:t>
+            <w:t>: 18/2026</w:t>
           </w:r>
         </w:p>
         <w:p>
@@ -6999,39 +6557,7 @@
               <w:sz w:val="18"/>
               <w:szCs w:val="18"/>
             </w:rPr>
-            <w:t xml:space="preserve">: </w:t>
-          </w:r>
-          <w:r>
-            <w:rPr>
-              <w:rFonts w:ascii="Arial" w:hAnsi="Arial" w:cs="Arial"/>
-              <w:sz w:val="18"/>
-              <w:szCs w:val="18"/>
-            </w:rPr>
-            <w:t>1</w:t>
-          </w:r>
-          <w:r>
-            <w:rPr>
-              <w:rFonts w:ascii="Arial" w:hAnsi="Arial" w:cs="Arial"/>
-              <w:sz w:val="18"/>
-              <w:szCs w:val="18"/>
-            </w:rPr>
-            <w:t>20</w:t>
-          </w:r>
-          <w:r>
-            <w:rPr>
-              <w:rFonts w:ascii="Arial" w:hAnsi="Arial" w:cs="Arial"/>
-              <w:sz w:val="18"/>
-              <w:szCs w:val="18"/>
-            </w:rPr>
-            <w:t xml:space="preserve"> organizações públicas estaduais e municipais respondentes do iGovTI 2026</w:t>
-          </w:r>
-          <w:r>
-            <w:rPr>
-              <w:rFonts w:ascii="Arial" w:hAnsi="Arial" w:cs="Arial"/>
-              <w:sz w:val="16"/>
-              <w:szCs w:val="16"/>
-            </w:rPr>
-            <w:t>.</w:t>
+            <w:t>: 113 organizações públicas estaduais e municipais respondentes do iGovTI 2026.</w:t>
           </w:r>
         </w:p>
         <w:p>
@@ -7060,23 +6586,7 @@
               <w:sz w:val="18"/>
               <w:szCs w:val="18"/>
             </w:rPr>
-            <w:t xml:space="preserve">: </w:t>
-          </w:r>
-          <w:r>
-            <w:rPr>
-              <w:rFonts w:ascii="Arial" w:hAnsi="Arial" w:cs="Arial"/>
-              <w:sz w:val="18"/>
-              <w:szCs w:val="18"/>
-            </w:rPr>
-            <w:t>Avaliar o grau de adoção das organizações públicas às boas práticas de governança e gestão de tecnologia da informação, mediante aplicação do iGovTI 2026</w:t>
-          </w:r>
-          <w:r>
-            <w:rPr>
-              <w:rFonts w:ascii="Arial" w:hAnsi="Arial" w:cs="Arial"/>
-              <w:sz w:val="18"/>
-              <w:szCs w:val="18"/>
-            </w:rPr>
-            <w:t>.</w:t>
+            <w:t>: Avaliar o grau de adoção das organizações públicas às boas práticas de governança e gestão de tecnologia da informação, mediante aplicação do iGovTI 2026.</w:t>
           </w:r>
         </w:p>
       </w:tc>
